--- a/docs/GUIA_COMPLETA_ESTUDIO_Y_SUSTENTACION_ARCANUM.docx
+++ b/docs/GUIA_COMPLETA_ESTUDIO_Y_SUSTENTACION_ARCANUM.docx
@@ -74,7 +74,7 @@
                 <w:i/>
                 <w:sz w:val="19"/>
               </w:rPr>
-              <w:t>Esta guía recopila todo lo necesario para dominar la sustentación oral: el análisis detallado del audio real con las preguntas del profesor, la explicación paso a paso de lo que sale en la pantalla del computador, qué hace cada uno de los 4 ejemplos y el desglose línea por línea de todos los códigos del proyecto.</w:t>
+              <w:t>Esta guía recopila todo lo necesario para dominar la sustentación oral: el análisis detallado del audio real con las preguntas del profesor, la explicación paso a paso de lo que sale en la pantalla del computador, qué hace cada uno de los 4 ejemplos y el desglose línea por línea de todos los códigos del proyecto con sus bloques exactos.</w:t>
             </w:r>
           </w:p>
         </w:tc>
@@ -593,12 +593,20 @@
             </w:pPr>
             <w:r>
               <w:rPr>
+                <w:rFonts w:ascii="Arial" w:hAnsi="Arial"/>
+                <w:b/>
+                <w:color w:val="2B6CB0"/>
+                <w:sz w:val="17"/>
+              </w:rPr>
+              <w:t>[Ejemplo de ciclo algorítmico por recursión en Arcanum]</w:t>
+              <w:br/>
+            </w:r>
+            <w:r>
+              <w:rPr>
                 <w:rFonts w:ascii="Consolas" w:hAnsi="Consolas"/>
                 <w:color w:val="2D3748"/>
                 <w:sz w:val="17"/>
               </w:rPr>
-              <w:t># Ejemplo de ciclo repetitivo en Arcanum mediante recursión:</w:t>
-              <w:br/>
               <w:t>receta contar_hasta(actual, limite) {</w:t>
               <w:br/>
               <w:t xml:space="preserve">    revelar actual;</w:t>
@@ -820,12 +828,12 @@
           <w:color w:val="1A365D"/>
           <w:sz w:val="28"/>
         </w:rPr>
-        <w:t>5. DESGLOSE COMPLETO DE CÓDIGOS Y MÉTODOS</w:t>
+        <w:t>5. DESGLOSE LÍNEA POR LÍNEA DE CÓDIGOS Y MÉTODOS</w:t>
       </w:r>
     </w:p>
     <w:p>
       <w:r>
-        <w:t>Resumen técnico de cada archivo de la carpeta src/ y sus métodos más importantes:</w:t>
+        <w:t>A continuación se detalla cada archivo del núcleo src/, indicando el bloque de código exacto, sus líneas de ubicación en el repositorio, qué hace técnicamente y cómo explicarlo frente al docente:</w:t>
       </w:r>
     </w:p>
     <w:p>
@@ -840,36 +848,1292 @@
           <w:color w:val="2B6CB0"/>
           <w:sz w:val="23"/>
         </w:rPr>
-        <w:t>A. src/pocion.py (Motor Tabular Artesanal)</w:t>
+        <w:t>5.A. src/pocion.py: Estructura de Datos Tabular Artesanal</w:t>
       </w:r>
     </w:p>
     <w:p>
       <w:r>
-        <w:t>• _convertir_tipo_dato(texto): Infiere dinámicamente si una celda es int, float, bool, None o cadena limpia sin librerías externas.</w:t>
+        <w:t>Es el corazón de Arcanum (444 líneas). Implementa una tabla relacional propia sin usar Pandas, NumPy ni el módulo csv de Python.</w:t>
+      </w:r>
+    </w:p>
+    <w:p>
+      <w:pPr>
+        <w:keepNext/>
+        <w:spacing w:before="160" w:after="40"/>
+      </w:pPr>
+      <w:r>
+        <w:rPr>
+          <w:rFonts w:ascii="Arial" w:hAnsi="Arial"/>
+          <w:b/>
+          <w:color w:val="1A365D"/>
+          <w:sz w:val="21"/>
+        </w:rPr>
+        <w:t>1. Inferencia Dinámica de Tipos de Celdas (_convertir_tipo_dato)</w:t>
+      </w:r>
+    </w:p>
+    <w:p>
+      <w:r>
+        <w:t>Ubicación: Líneas 18 a 53 en src/pocion.py</w:t>
+      </w:r>
+    </w:p>
+    <w:tbl>
+      <w:tblPr>
+        <w:tblW w:type="auto" w:w="0"/>
+        <w:jc w:val="center"/>
+        <w:tblLook w:firstColumn="1" w:firstRow="1" w:lastColumn="0" w:lastRow="0" w:noHBand="0" w:noVBand="1" w:val="04A0"/>
+      </w:tblPr>
+      <w:tblGrid>
+        <w:gridCol w:w="9648"/>
+      </w:tblGrid>
+      <w:tr>
+        <w:tc>
+          <w:tcPr>
+            <w:tcW w:type="dxa" w:w="9648"/>
+            <w:shd w:fill="F7FAFC"/>
+            <w:tcMar>
+              <w:top w:w="100" w:type="dxa"/>
+              <w:bottom w:w="100" w:type="dxa"/>
+              <w:left w:w="160" w:type="dxa"/>
+              <w:right w:w="160" w:type="dxa"/>
+            </w:tcMar>
+          </w:tcPr>
+          <w:p>
+            <w:pPr>
+              <w:spacing w:after="0"/>
+            </w:pPr>
+            <w:r>
+              <w:rPr>
+                <w:rFonts w:ascii="Arial" w:hAnsi="Arial"/>
+                <w:b/>
+                <w:color w:val="2B6CB0"/>
+                <w:sz w:val="17"/>
+              </w:rPr>
+              <w:t>[src/pocion.py (Líneas 18-53)]</w:t>
+              <w:br/>
+            </w:r>
+            <w:r>
+              <w:rPr>
+                <w:rFonts w:ascii="Consolas" w:hAnsi="Consolas"/>
+                <w:color w:val="2D3748"/>
+                <w:sz w:val="17"/>
+              </w:rPr>
+              <w:t>def _convertir_tipo_dato(texto):</w:t>
+              <w:br/>
+              <w:t xml:space="preserve">    texto = texto.strip()</w:t>
+              <w:br/>
+              <w:t xml:space="preserve">    if texto == "" or texto.upper() in ["NAN", "NULL", "NONE"]:</w:t>
+              <w:br/>
+              <w:t xml:space="preserve">        return None</w:t>
+              <w:br/>
+              <w:t xml:space="preserve">    if texto.lower() in ["verdadero", "true"]:</w:t>
+              <w:br/>
+              <w:t xml:space="preserve">        return True</w:t>
+              <w:br/>
+              <w:t xml:space="preserve">    if texto.lower() in ["falso", "false"]:</w:t>
+              <w:br/>
+              <w:t xml:space="preserve">        return False</w:t>
+              <w:br/>
+              <w:t xml:space="preserve">    try:</w:t>
+              <w:br/>
+              <w:t xml:space="preserve">        return int(texto)</w:t>
+              <w:br/>
+              <w:t xml:space="preserve">    except ValueError:</w:t>
+              <w:br/>
+              <w:t xml:space="preserve">        pass</w:t>
+              <w:br/>
+              <w:t xml:space="preserve">    try:</w:t>
+              <w:br/>
+              <w:t xml:space="preserve">        return float(texto)</w:t>
+              <w:br/>
+              <w:t xml:space="preserve">    except ValueError:</w:t>
+              <w:br/>
+              <w:t xml:space="preserve">        pass</w:t>
+              <w:br/>
+              <w:t xml:space="preserve">    if (texto.startswith('"') and texto.endswith('"')) or (texto.startswith("'") and texto.endswith("'")):</w:t>
+              <w:br/>
+              <w:t xml:space="preserve">        return texto[1:-1]</w:t>
+              <w:br/>
+              <w:t xml:space="preserve">    return texto</w:t>
+            </w:r>
+          </w:p>
+        </w:tc>
+      </w:tr>
+    </w:tbl>
+    <w:p>
+      <w:pPr>
+        <w:spacing w:after="80"/>
+      </w:pPr>
+    </w:p>
+    <w:p>
+      <w:r>
+        <w:t>• Qué hace: Toma el texto crudo de cada casilla del CSV y deduce si representa un entero, un decimal, un booleano, un valor nulo (None) o una cadena limpia.</w:t>
         <w:br/>
-        <w:t>• desde_csv(ruta): Abre el CSV físico con open(), extrae columnas de la primera línea con split(','), convierte los renglones y retorna una nueva Poción.</w:t>
+        <w:t>• Cómo funciona: Aplica una heurística en cascada: evalúa cadenas vacías o 'NaN'/'NULL' para asignar None nativo, luego detecta booleanos, intenta parsear con int(), luego con float(), remueve comillas circundantes si existen y, si nada coincide, conserva el string original.</w:t>
         <w:br/>
-        <w:t>• a_csv(ruta): Escribe la cabecera y filas en un archivo CSV en disco sin usar el módulo csv.</w:t>
+        <w:t>• Para la sustentación: 'Profesor, aquí garantizamos que las operaciones matemáticas no fallen: los números se convierten a int o float reales y los nulos se normalizan a None desde el momento en que se lee el archivo'.</w:t>
+      </w:r>
+    </w:p>
+    <w:p>
+      <w:pPr>
+        <w:keepNext/>
+        <w:spacing w:before="160" w:after="40"/>
+      </w:pPr>
+      <w:r>
+        <w:rPr>
+          <w:rFonts w:ascii="Arial" w:hAnsi="Arial"/>
+          <w:b/>
+          <w:color w:val="1A365D"/>
+          <w:sz w:val="21"/>
+        </w:rPr>
+        <w:t>2. Generador Congruencial Lineal de Números Aleatorios (_generar_siguiente_azar y numero_aleatorio)</w:t>
+      </w:r>
+    </w:p>
+    <w:p>
+      <w:r>
+        <w:t>Ubicación: Líneas 56 a 76 en src/pocion.py</w:t>
+      </w:r>
+    </w:p>
+    <w:tbl>
+      <w:tblPr>
+        <w:tblW w:type="auto" w:w="0"/>
+        <w:jc w:val="center"/>
+        <w:tblLook w:firstColumn="1" w:firstRow="1" w:lastColumn="0" w:lastRow="0" w:noHBand="0" w:noVBand="1" w:val="04A0"/>
+      </w:tblPr>
+      <w:tblGrid>
+        <w:gridCol w:w="9648"/>
+      </w:tblGrid>
+      <w:tr>
+        <w:tc>
+          <w:tcPr>
+            <w:tcW w:type="dxa" w:w="9648"/>
+            <w:shd w:fill="F7FAFC"/>
+            <w:tcMar>
+              <w:top w:w="100" w:type="dxa"/>
+              <w:bottom w:w="100" w:type="dxa"/>
+              <w:left w:w="160" w:type="dxa"/>
+              <w:right w:w="160" w:type="dxa"/>
+            </w:tcMar>
+          </w:tcPr>
+          <w:p>
+            <w:pPr>
+              <w:spacing w:after="0"/>
+            </w:pPr>
+            <w:r>
+              <w:rPr>
+                <w:rFonts w:ascii="Arial" w:hAnsi="Arial"/>
+                <w:b/>
+                <w:color w:val="2B6CB0"/>
+                <w:sz w:val="17"/>
+              </w:rPr>
+              <w:t>[src/pocion.py (Líneas 56-76)]</w:t>
+              <w:br/>
+            </w:r>
+            <w:r>
+              <w:rPr>
+                <w:rFonts w:ascii="Consolas" w:hAnsi="Consolas"/>
+                <w:color w:val="2D3748"/>
+                <w:sz w:val="17"/>
+              </w:rPr>
+              <w:t>_semilla_azar = (id(object()) * 31 + os.getpid()) &amp; 0x7fffffff</w:t>
+              <w:br/>
+              <w:br/>
+              <w:t>def _generar_siguiente_azar():</w:t>
+              <w:br/>
+              <w:t xml:space="preserve">    global _semilla_azar</w:t>
+              <w:br/>
+              <w:t xml:space="preserve">    _semilla_azar = (_semilla_azar * 1103515245 + 12345) &amp; 0x7fffffff</w:t>
+              <w:br/>
+              <w:t xml:space="preserve">    return _semilla_azar</w:t>
+              <w:br/>
+              <w:br/>
+              <w:t>def numero_aleatorio(minimo=0, maximo=1):</w:t>
+              <w:br/>
+              <w:t xml:space="preserve">    azar_crudo = _generar_siguiente_azar() / 2147483647.0</w:t>
+              <w:br/>
+              <w:t xml:space="preserve">    if minimo == 0 and maximo == 1:</w:t>
+              <w:br/>
+              <w:t xml:space="preserve">        return round(azar_crudo, 4)</w:t>
+              <w:br/>
+              <w:t xml:space="preserve">    if isinstance(minimo, int) and isinstance(maximo, int):</w:t>
+              <w:br/>
+              <w:t xml:space="preserve">        rango = (maximo - minimo) + 1</w:t>
+              <w:br/>
+              <w:t xml:space="preserve">        return minimo + int(azar_crudo * rango)</w:t>
+              <w:br/>
+              <w:t xml:space="preserve">    return round(minimo + azar_crudo * (maximo - minimo), 4)</w:t>
+            </w:r>
+          </w:p>
+        </w:tc>
+      </w:tr>
+    </w:tbl>
+    <w:p>
+      <w:pPr>
+        <w:spacing w:after="80"/>
+      </w:pPr>
+    </w:p>
+    <w:p>
+      <w:r>
+        <w:t>• Qué hace: Genera números pseudoaleatorios matemáticos escalares (decimales o enteros en un rango) sin importar la librería random de Python.</w:t>
         <w:br/>
-        <w:t>• recolectar(cols): Proyección. Conserva solo las columnas solicitadas en diccionarios nuevos.</w:t>
+        <w:t>• Cómo funciona: Implementa un Generador Congruencial Lineal (LCG) usando la relación de recurrencia X_{n+1} = (a * X_n + c) mod m, con los parámetros estándar de ANSI C (a = 1103515245, c = 12345, m = 2^31 - 1). La semilla inicial se toma mezclando la dirección de memoria de un objeto con el ID del proceso del sistema operativo.</w:t>
         <w:br/>
-        <w:t>• purificar(condicion): Filtro booleano fila por fila conservando registros donde la condición sea True.</w:t>
+        <w:t>• Para la sustentación: 'Profesor, ante su observación sobre la falta de funciones aleatorias, diseñamos un LCG artesanal puro que no depende de ningún módulo externo de Python'.</w:t>
+      </w:r>
+    </w:p>
+    <w:p>
+      <w:pPr>
+        <w:keepNext/>
+        <w:spacing w:before="160" w:after="40"/>
+      </w:pPr>
+      <w:r>
+        <w:rPr>
+          <w:rFonts w:ascii="Arial" w:hAnsi="Arial"/>
+          <w:b/>
+          <w:color w:val="1A365D"/>
+          <w:sz w:val="21"/>
+        </w:rPr>
+        <w:t>3. Estructura Interna e Inmutabilidad (Pocion.__init__)</w:t>
+      </w:r>
+    </w:p>
+    <w:p>
+      <w:r>
+        <w:t>Ubicación: Líneas 86 a 99 en src/pocion.py</w:t>
+      </w:r>
+    </w:p>
+    <w:tbl>
+      <w:tblPr>
+        <w:tblW w:type="auto" w:w="0"/>
+        <w:jc w:val="center"/>
+        <w:tblLook w:firstColumn="1" w:firstRow="1" w:lastColumn="0" w:lastRow="0" w:noHBand="0" w:noVBand="1" w:val="04A0"/>
+      </w:tblPr>
+      <w:tblGrid>
+        <w:gridCol w:w="9648"/>
+      </w:tblGrid>
+      <w:tr>
+        <w:tc>
+          <w:tcPr>
+            <w:tcW w:type="dxa" w:w="9648"/>
+            <w:shd w:fill="F7FAFC"/>
+            <w:tcMar>
+              <w:top w:w="100" w:type="dxa"/>
+              <w:bottom w:w="100" w:type="dxa"/>
+              <w:left w:w="160" w:type="dxa"/>
+              <w:right w:w="160" w:type="dxa"/>
+            </w:tcMar>
+          </w:tcPr>
+          <w:p>
+            <w:pPr>
+              <w:spacing w:after="0"/>
+            </w:pPr>
+            <w:r>
+              <w:rPr>
+                <w:rFonts w:ascii="Arial" w:hAnsi="Arial"/>
+                <w:b/>
+                <w:color w:val="2B6CB0"/>
+                <w:sz w:val="17"/>
+              </w:rPr>
+              <w:t>[src/pocion.py (Líneas 86-99)]</w:t>
+              <w:br/>
+            </w:r>
+            <w:r>
+              <w:rPr>
+                <w:rFonts w:ascii="Consolas" w:hAnsi="Consolas"/>
+                <w:color w:val="2D3748"/>
+                <w:sz w:val="17"/>
+              </w:rPr>
+              <w:t>class Pocion:</w:t>
+              <w:br/>
+              <w:t xml:space="preserve">    def __init__(self, columnas, filas):</w:t>
+              <w:br/>
+              <w:t xml:space="preserve">        self.columnas = [str(c).strip() for c in columnas]</w:t>
+              <w:br/>
+              <w:t xml:space="preserve">        self.filas = [dict(f) for f in filas]</w:t>
+              <w:br/>
+              <w:br/>
+              <w:t xml:space="preserve">    def __len__(self):</w:t>
+              <w:br/>
+              <w:t xml:space="preserve">        return len(self.filas)</w:t>
+              <w:br/>
+              <w:br/>
+              <w:t xml:space="preserve">    def __repr__(self):</w:t>
+              <w:br/>
+              <w:t xml:space="preserve">        return f"&lt;Pocion: {len(self.filas)} registros x {len(self.columnas)} ingredientes&gt;"</w:t>
+            </w:r>
+          </w:p>
+        </w:tc>
+      </w:tr>
+    </w:tbl>
+    <w:p>
+      <w:pPr>
+        <w:spacing w:after="80"/>
+      </w:pPr>
+    </w:p>
+    <w:p>
+      <w:r>
+        <w:t>• Qué hace: Define la estructura en memoria de la tabla de datos.</w:t>
         <w:br/>
-        <w:t>• ordenar(col, asc): Ordena filas con sorted() ubicando valores nulos al final de forma segura.</w:t>
+        <w:t>• Cómo funciona: Almacena las columnas como lista de strings y las filas como una lista de diccionarios independientes ([dict(f) for f in filas]). Cada fila mapea el nombre de la columna con su valor. Al clonar cada diccionario, previene efectos secundarios y garantiza el principio de inmutabilidad funcional.</w:t>
         <w:br/>
-        <w:t>• transmutar(col, expr): Agrega una columna calculando su fórmula fila por fila.</w:t>
+        <w:t>• Para la sustentación: 'Profesor, elegimos una lista de diccionarios porque permite acceso por clave O(1) a cada columna de una fila y asegura independencia total entre transformaciones'.</w:t>
+      </w:r>
+    </w:p>
+    <w:p>
+      <w:pPr>
+        <w:keepNext/>
+        <w:spacing w:before="160" w:after="40"/>
+      </w:pPr>
+      <w:r>
+        <w:rPr>
+          <w:rFonts w:ascii="Arial" w:hAnsi="Arial"/>
+          <w:b/>
+          <w:color w:val="1A365D"/>
+          <w:sz w:val="21"/>
+        </w:rPr>
+        <w:t>4. Lector Artesanal de Archivos CSV (Pocion.desde_csv)</w:t>
+      </w:r>
+    </w:p>
+    <w:p>
+      <w:r>
+        <w:t>Ubicación: Líneas 119 a 164 en src/pocion.py</w:t>
+      </w:r>
+    </w:p>
+    <w:tbl>
+      <w:tblPr>
+        <w:tblW w:type="auto" w:w="0"/>
+        <w:jc w:val="center"/>
+        <w:tblLook w:firstColumn="1" w:firstRow="1" w:lastColumn="0" w:lastRow="0" w:noHBand="0" w:noVBand="1" w:val="04A0"/>
+      </w:tblPr>
+      <w:tblGrid>
+        <w:gridCol w:w="9648"/>
+      </w:tblGrid>
+      <w:tr>
+        <w:tc>
+          <w:tcPr>
+            <w:tcW w:type="dxa" w:w="9648"/>
+            <w:shd w:fill="F7FAFC"/>
+            <w:tcMar>
+              <w:top w:w="100" w:type="dxa"/>
+              <w:bottom w:w="100" w:type="dxa"/>
+              <w:left w:w="160" w:type="dxa"/>
+              <w:right w:w="160" w:type="dxa"/>
+            </w:tcMar>
+          </w:tcPr>
+          <w:p>
+            <w:pPr>
+              <w:spacing w:after="0"/>
+            </w:pPr>
+            <w:r>
+              <w:rPr>
+                <w:rFonts w:ascii="Arial" w:hAnsi="Arial"/>
+                <w:b/>
+                <w:color w:val="2B6CB0"/>
+                <w:sz w:val="17"/>
+              </w:rPr>
+              <w:t>[src/pocion.py (Líneas 119-164)]</w:t>
+              <w:br/>
+            </w:r>
+            <w:r>
+              <w:rPr>
+                <w:rFonts w:ascii="Consolas" w:hAnsi="Consolas"/>
+                <w:color w:val="2D3748"/>
+                <w:sz w:val="17"/>
+              </w:rPr>
+              <w:t>@classmethod</w:t>
+              <w:br/>
+              <w:t>def desde_csv(cls, ruta, linea=None, columna=None):</w:t>
+              <w:br/>
+              <w:t xml:space="preserve">    ruta_resuelta = cls.resolver_ruta(ruta)</w:t>
+              <w:br/>
+              <w:t xml:space="preserve">    if not os.path.exists(ruta_resuelta):</w:t>
+              <w:br/>
+              <w:t xml:space="preserve">        raise ErrorSemantico(f"No se pudo invocar el archivo: no existe '{ruta}'", linea, columna)</w:t>
+              <w:br/>
+              <w:t xml:space="preserve">    try:</w:t>
+              <w:br/>
+              <w:t xml:space="preserve">        with open(ruta_resuelta, mode="r", encoding="utf-8") as f:</w:t>
+              <w:br/>
+              <w:t xml:space="preserve">            lineas = [l.strip() for l in f.readlines() if l.strip()]</w:t>
+              <w:br/>
+              <w:t xml:space="preserve">        if not lineas:</w:t>
+              <w:br/>
+              <w:t xml:space="preserve">            return cls([], [])</w:t>
+              <w:br/>
+              <w:t xml:space="preserve">        cabecera = [col.strip().strip('"') for col in lineas[0].split(",")]</w:t>
+              <w:br/>
+              <w:t xml:space="preserve">        filas = []</w:t>
+              <w:br/>
+              <w:t xml:space="preserve">        for num_linea, linea_texto in enumerate(lineas[1:], start=2):</w:t>
+              <w:br/>
+              <w:t xml:space="preserve">            partes = linea_texto.split(",")</w:t>
+              <w:br/>
+              <w:t xml:space="preserve">            while len(partes) &lt; len(cabecera):</w:t>
+              <w:br/>
+              <w:t xml:space="preserve">                partes.append("")</w:t>
+              <w:br/>
+              <w:t xml:space="preserve">            fila_dict = {}</w:t>
+              <w:br/>
+              <w:t xml:space="preserve">            for idx, nombre_col in enumerate(cabecera):</w:t>
+              <w:br/>
+              <w:t xml:space="preserve">                valor_crudo = partes[idx] if idx &lt; len(partes) else ""</w:t>
+              <w:br/>
+              <w:t xml:space="preserve">                fila_dict[nombre_col] = _convertir_tipo_dato(valor_crudo)</w:t>
+              <w:br/>
+              <w:t xml:space="preserve">            filas.append(fila_dict)</w:t>
+              <w:br/>
+              <w:t xml:space="preserve">        return cls(cabecera, filas)</w:t>
+              <w:br/>
+              <w:t xml:space="preserve">    except Exception as e:</w:t>
+              <w:br/>
+              <w:t xml:space="preserve">        raise ErrorSemantico(f"Error al leer el archivo CSV '{ruta}': {str(e)}", linea, columna)</w:t>
+            </w:r>
+          </w:p>
+        </w:tc>
+      </w:tr>
+    </w:tbl>
+    <w:p>
+      <w:pPr>
+        <w:spacing w:after="80"/>
+      </w:pPr>
+    </w:p>
+    <w:p>
+      <w:r>
+        <w:t>• Qué hace: Carga cualquier dataset CSV en disco sin importar el módulo csv ni Pandas.</w:t>
         <w:br/>
-        <w:t>• sanar_descartar_nulos(): Elimina filas que tengan al menos un None.</w:t>
+        <w:t>• Cómo funciona: Abre el archivo con open(encoding='utf-8') y lo divide con readlines(). Toma la primera línea como cabecera y, para cada renglón subsiguiente, separa por comas con split(','), normaliza la longitud y procesa cada campo mediante _convertir_tipo_dato().</w:t>
         <w:br/>
-        <w:t>• sanar_llenar_nulos(col, val): Rellena celdas vacías en una columna con un valor predeterminado.</w:t>
+        <w:t>• Para la prueba trampa del profesor: Si el profesor modifica o borra filas en caliente del CSV, readlines() lee dinámicamente las filas existentes, adaptando la tabla sin caerse ni depender de tamaños prefijados.</w:t>
+      </w:r>
+    </w:p>
+    <w:p>
+      <w:pPr>
+        <w:keepNext/>
+        <w:spacing w:before="160" w:after="40"/>
+      </w:pPr>
+      <w:r>
+        <w:rPr>
+          <w:rFonts w:ascii="Arial" w:hAnsi="Arial"/>
+          <w:b/>
+          <w:color w:val="1A365D"/>
+          <w:sz w:val="21"/>
+        </w:rPr>
+        <w:t>5. Escritor y Exportador a CSV (Pocion.a_csv)</w:t>
+      </w:r>
+    </w:p>
+    <w:p>
+      <w:r>
+        <w:t>Ubicación: Líneas 166 a 193 en src/pocion.py</w:t>
+      </w:r>
+    </w:p>
+    <w:tbl>
+      <w:tblPr>
+        <w:tblW w:type="auto" w:w="0"/>
+        <w:jc w:val="center"/>
+        <w:tblLook w:firstColumn="1" w:firstRow="1" w:lastColumn="0" w:lastRow="0" w:noHBand="0" w:noVBand="1" w:val="04A0"/>
+      </w:tblPr>
+      <w:tblGrid>
+        <w:gridCol w:w="9648"/>
+      </w:tblGrid>
+      <w:tr>
+        <w:tc>
+          <w:tcPr>
+            <w:tcW w:type="dxa" w:w="9648"/>
+            <w:shd w:fill="F7FAFC"/>
+            <w:tcMar>
+              <w:top w:w="100" w:type="dxa"/>
+              <w:bottom w:w="100" w:type="dxa"/>
+              <w:left w:w="160" w:type="dxa"/>
+              <w:right w:w="160" w:type="dxa"/>
+            </w:tcMar>
+          </w:tcPr>
+          <w:p>
+            <w:pPr>
+              <w:spacing w:after="0"/>
+            </w:pPr>
+            <w:r>
+              <w:rPr>
+                <w:rFonts w:ascii="Arial" w:hAnsi="Arial"/>
+                <w:b/>
+                <w:color w:val="2B6CB0"/>
+                <w:sz w:val="17"/>
+              </w:rPr>
+              <w:t>[src/pocion.py (Líneas 166-193)]</w:t>
+              <w:br/>
+            </w:r>
+            <w:r>
+              <w:rPr>
+                <w:rFonts w:ascii="Consolas" w:hAnsi="Consolas"/>
+                <w:color w:val="2D3748"/>
+                <w:sz w:val="17"/>
+              </w:rPr>
+              <w:t>def a_csv(self, ruta, linea=None, columna=None):</w:t>
+              <w:br/>
+              <w:t xml:space="preserve">    try:</w:t>
+              <w:br/>
+              <w:t xml:space="preserve">        directorio = os.path.dirname(ruta)</w:t>
+              <w:br/>
+              <w:t xml:space="preserve">        if directorio and not os.path.exists(directorio):</w:t>
+              <w:br/>
+              <w:t xml:space="preserve">            os.makedirs(directorio, exist_ok=True)</w:t>
+              <w:br/>
+              <w:t xml:space="preserve">        with open(ruta, mode="w", encoding="utf-8") as f:</w:t>
+              <w:br/>
+              <w:t xml:space="preserve">            f.write(",".join(self.columnas) + "\n")</w:t>
+              <w:br/>
+              <w:t xml:space="preserve">            for fila in self.filas:</w:t>
+              <w:br/>
+              <w:t xml:space="preserve">                valores = []</w:t>
+              <w:br/>
+              <w:t xml:space="preserve">                for col in self.columnas:</w:t>
+              <w:br/>
+              <w:t xml:space="preserve">                    v = fila.get(col)</w:t>
+              <w:br/>
+              <w:t xml:space="preserve">                    valores.append("" if v is None else str(v))</w:t>
+              <w:br/>
+              <w:t xml:space="preserve">                f.write(",".join(valores) + "\n")</w:t>
+              <w:br/>
+              <w:t xml:space="preserve">        return ruta</w:t>
+              <w:br/>
+              <w:t xml:space="preserve">    except Exception as e:</w:t>
+              <w:br/>
+              <w:t xml:space="preserve">        raise ErrorSemantico(f"No se pudo preservar la poción en '{ruta}': {str(e)}", linea, columna)</w:t>
+            </w:r>
+          </w:p>
+        </w:tc>
+      </w:tr>
+    </w:tbl>
+    <w:p>
+      <w:pPr>
+        <w:spacing w:after="80"/>
+      </w:pPr>
+    </w:p>
+    <w:p>
+      <w:r>
+        <w:t>• Qué hace: Serializa la tabla y la persiste en el disco físico bajo el formato CSV.</w:t>
         <w:br/>
-        <w:t>• destilar(cols, ags): Agrupa mediante una tabla hash O(N) y calcula suma, media, mediana, desviación estándar, min, max y conteo.</w:t>
+        <w:t>• Cómo funciona: Si el directorio de destino no existe (por ejemplo 'salidas/'), lo crea con os.makedirs(). Luego escribe la cabecera separada por comas y recorre cada fila convirtiendo los valores a cadena, guardando los nulos None como celdas vacías.</w:t>
+      </w:r>
+    </w:p>
+    <w:p>
+      <w:pPr>
+        <w:keepNext/>
+        <w:spacing w:before="160" w:after="40"/>
+      </w:pPr>
+      <w:r>
+        <w:rPr>
+          <w:rFonts w:ascii="Arial" w:hAnsi="Arial"/>
+          <w:b/>
+          <w:color w:val="1A365D"/>
+          <w:sz w:val="21"/>
+        </w:rPr>
+        <w:t>6. Proyección de Columnas (Pocion.recolectar)</w:t>
+      </w:r>
+    </w:p>
+    <w:p>
+      <w:r>
+        <w:t>Ubicación: Líneas 195 a 205 en src/pocion.py</w:t>
+      </w:r>
+    </w:p>
+    <w:tbl>
+      <w:tblPr>
+        <w:tblW w:type="auto" w:w="0"/>
+        <w:jc w:val="center"/>
+        <w:tblLook w:firstColumn="1" w:firstRow="1" w:lastColumn="0" w:lastRow="0" w:noHBand="0" w:noVBand="1" w:val="04A0"/>
+      </w:tblPr>
+      <w:tblGrid>
+        <w:gridCol w:w="9648"/>
+      </w:tblGrid>
+      <w:tr>
+        <w:tc>
+          <w:tcPr>
+            <w:tcW w:type="dxa" w:w="9648"/>
+            <w:shd w:fill="F7FAFC"/>
+            <w:tcMar>
+              <w:top w:w="100" w:type="dxa"/>
+              <w:bottom w:w="100" w:type="dxa"/>
+              <w:left w:w="160" w:type="dxa"/>
+              <w:right w:w="160" w:type="dxa"/>
+            </w:tcMar>
+          </w:tcPr>
+          <w:p>
+            <w:pPr>
+              <w:spacing w:after="0"/>
+            </w:pPr>
+            <w:r>
+              <w:rPr>
+                <w:rFonts w:ascii="Arial" w:hAnsi="Arial"/>
+                <w:b/>
+                <w:color w:val="2B6CB0"/>
+                <w:sz w:val="17"/>
+              </w:rPr>
+              <w:t>[src/pocion.py (Líneas 195-205)]</w:t>
+              <w:br/>
+            </w:r>
+            <w:r>
+              <w:rPr>
+                <w:rFonts w:ascii="Consolas" w:hAnsi="Consolas"/>
+                <w:color w:val="2D3748"/>
+                <w:sz w:val="17"/>
+              </w:rPr>
+              <w:t>def recolectar(self, lista_columnas):</w:t>
+              <w:br/>
+              <w:t xml:space="preserve">    nuevas_filas = []</w:t>
+              <w:br/>
+              <w:t xml:space="preserve">    for fila in self.filas:</w:t>
+              <w:br/>
+              <w:t xml:space="preserve">        nueva_fila = {c: fila.get(c) for c in lista_columnas}</w:t>
+              <w:br/>
+              <w:t xml:space="preserve">        nuevas_filas.append(nueva_fila)</w:t>
+              <w:br/>
+              <w:t xml:space="preserve">    return Pocion(lista_columnas, nuevas_filas)</w:t>
+            </w:r>
+          </w:p>
+        </w:tc>
+      </w:tr>
+    </w:tbl>
+    <w:p>
+      <w:pPr>
+        <w:spacing w:after="80"/>
+      </w:pPr>
+    </w:p>
+    <w:p>
+      <w:r>
+        <w:t>• Qué hace: Equivalente a la proyección relacional (π). Descarta las columnas no deseadas.</w:t>
         <w:br/>
-        <w:t>• describir(): Calcula tabla resumen de estadísticas de columnas numéricas.</w:t>
+        <w:t>• Cómo funciona: Itera sobre cada fila y genera por comprensión de diccionarios un nuevo objeto que solo contiene las claves de lista_columnas, retornando una Poción nueva.</w:t>
+      </w:r>
+    </w:p>
+    <w:p>
+      <w:pPr>
+        <w:keepNext/>
+        <w:spacing w:before="160" w:after="40"/>
+      </w:pPr>
+      <w:r>
+        <w:rPr>
+          <w:rFonts w:ascii="Arial" w:hAnsi="Arial"/>
+          <w:b/>
+          <w:color w:val="1A365D"/>
+          <w:sz w:val="21"/>
+        </w:rPr>
+        <w:t>7. Filtrado Booleano de Filas (Pocion.purificar)</w:t>
+      </w:r>
+    </w:p>
+    <w:p>
+      <w:r>
+        <w:t>Ubicación: Líneas 207 a 213 en src/pocion.py</w:t>
+      </w:r>
+    </w:p>
+    <w:tbl>
+      <w:tblPr>
+        <w:tblW w:type="auto" w:w="0"/>
+        <w:jc w:val="center"/>
+        <w:tblLook w:firstColumn="1" w:firstRow="1" w:lastColumn="0" w:lastRow="0" w:noHBand="0" w:noVBand="1" w:val="04A0"/>
+      </w:tblPr>
+      <w:tblGrid>
+        <w:gridCol w:w="9648"/>
+      </w:tblGrid>
+      <w:tr>
+        <w:tc>
+          <w:tcPr>
+            <w:tcW w:type="dxa" w:w="9648"/>
+            <w:shd w:fill="F7FAFC"/>
+            <w:tcMar>
+              <w:top w:w="100" w:type="dxa"/>
+              <w:bottom w:w="100" w:type="dxa"/>
+              <w:left w:w="160" w:type="dxa"/>
+              <w:right w:w="160" w:type="dxa"/>
+            </w:tcMar>
+          </w:tcPr>
+          <w:p>
+            <w:pPr>
+              <w:spacing w:after="0"/>
+            </w:pPr>
+            <w:r>
+              <w:rPr>
+                <w:rFonts w:ascii="Arial" w:hAnsi="Arial"/>
+                <w:b/>
+                <w:color w:val="2B6CB0"/>
+                <w:sz w:val="17"/>
+              </w:rPr>
+              <w:t>[src/pocion.py (Líneas 207-213)]</w:t>
+              <w:br/>
+            </w:r>
+            <w:r>
+              <w:rPr>
+                <w:rFonts w:ascii="Consolas" w:hAnsi="Consolas"/>
+                <w:color w:val="2D3748"/>
+                <w:sz w:val="17"/>
+              </w:rPr>
+              <w:t>def purificar(self, evaluador_condicion):</w:t>
+              <w:br/>
+              <w:t xml:space="preserve">    nuevas_filas = [f.copy() for f in self.filas if evaluador_condicion(f)]</w:t>
+              <w:br/>
+              <w:t xml:space="preserve">    return Pocion(self.columnas, nuevas_filas)</w:t>
+            </w:r>
+          </w:p>
+        </w:tc>
+      </w:tr>
+    </w:tbl>
+    <w:p>
+      <w:pPr>
+        <w:spacing w:after="80"/>
+      </w:pPr>
+    </w:p>
+    <w:p>
+      <w:r>
+        <w:t>• Qué hace: Equivalente a la selección relacional (σ). Filtra registros según una condición booleana.</w:t>
         <w:br/>
-        <w:t>• mostrar(): Imprime la tabla alineando anchos dinámicamente y mostrando None explícito.</w:t>
+        <w:t>• Cómo funciona: Recibe un callback de orden superior evaluador_condicion. Mediante list comprehension, evalúa cada fila f y conserva copias únicamente de aquellas donde la condición devuelve True.</w:t>
+      </w:r>
+    </w:p>
+    <w:p>
+      <w:pPr>
+        <w:keepNext/>
+        <w:spacing w:before="160" w:after="40"/>
+      </w:pPr>
+      <w:r>
+        <w:rPr>
+          <w:rFonts w:ascii="Arial" w:hAnsi="Arial"/>
+          <w:b/>
+          <w:color w:val="1A365D"/>
+          <w:sz w:val="21"/>
+        </w:rPr>
+        <w:t>8. Ordenamiento Seguro con Tratamiento de Nulos (Pocion.ordenar)</w:t>
+      </w:r>
+    </w:p>
+    <w:p>
+      <w:r>
+        <w:t>Ubicación: Líneas 215 a 228 en src/pocion.py</w:t>
+      </w:r>
+    </w:p>
+    <w:tbl>
+      <w:tblPr>
+        <w:tblW w:type="auto" w:w="0"/>
+        <w:jc w:val="center"/>
+        <w:tblLook w:firstColumn="1" w:firstRow="1" w:lastColumn="0" w:lastRow="0" w:noHBand="0" w:noVBand="1" w:val="04A0"/>
+      </w:tblPr>
+      <w:tblGrid>
+        <w:gridCol w:w="9648"/>
+      </w:tblGrid>
+      <w:tr>
+        <w:tc>
+          <w:tcPr>
+            <w:tcW w:type="dxa" w:w="9648"/>
+            <w:shd w:fill="F7FAFC"/>
+            <w:tcMar>
+              <w:top w:w="100" w:type="dxa"/>
+              <w:bottom w:w="100" w:type="dxa"/>
+              <w:left w:w="160" w:type="dxa"/>
+              <w:right w:w="160" w:type="dxa"/>
+            </w:tcMar>
+          </w:tcPr>
+          <w:p>
+            <w:pPr>
+              <w:spacing w:after="0"/>
+            </w:pPr>
+            <w:r>
+              <w:rPr>
+                <w:rFonts w:ascii="Arial" w:hAnsi="Arial"/>
+                <w:b/>
+                <w:color w:val="2B6CB0"/>
+                <w:sz w:val="17"/>
+              </w:rPr>
+              <w:t>[src/pocion.py (Líneas 215-228)]</w:t>
+              <w:br/>
+            </w:r>
+            <w:r>
+              <w:rPr>
+                <w:rFonts w:ascii="Consolas" w:hAnsi="Consolas"/>
+                <w:color w:val="2D3748"/>
+                <w:sz w:val="17"/>
+              </w:rPr>
+              <w:t>def ordenar(self, columna, ascendente=True):</w:t>
+              <w:br/>
+              <w:t xml:space="preserve">    def clave_orden(fila):</w:t>
+              <w:br/>
+              <w:t xml:space="preserve">        v = fila.get(columna)</w:t>
+              <w:br/>
+              <w:t xml:space="preserve">        if v is None:</w:t>
+              <w:br/>
+              <w:t xml:space="preserve">            return (1, 0)</w:t>
+              <w:br/>
+              <w:t xml:space="preserve">        return (0, v)</w:t>
+              <w:br/>
+              <w:br/>
+              <w:t xml:space="preserve">    filas_ordenadas = sorted(self.filas, key=clave_orden, reverse=not ascendente)</w:t>
+              <w:br/>
+              <w:t xml:space="preserve">    return Pocion(self.columnas, filas_ordenadas)</w:t>
+            </w:r>
+          </w:p>
+        </w:tc>
+      </w:tr>
+    </w:tbl>
+    <w:p>
+      <w:pPr>
+        <w:spacing w:after="80"/>
+      </w:pPr>
+    </w:p>
+    <w:p>
+      <w:r>
+        <w:t>• Qué hace: Ordena las filas de forma ascendente o descendente sin fallar ante celdas nulas.</w:t>
         <w:br/>
-        <w:t>• muestra_aleatoria(n): Extrae n filas al azar con el algoritmo Fisher-Yates.</w:t>
+        <w:t>• Cómo funciona: Define una función clave_orden que devuelve una tupla: (0, valor) para datos reales y (1, 0) para None. En Python, las tuplas se comparan elemento por elemento, garantizando que el 0 siempre vaya antes del 1, enviando todos los nulos al final de la tabla de forma segura sin producir errores de tipo.</w:t>
+      </w:r>
+    </w:p>
+    <w:p>
+      <w:pPr>
+        <w:keepNext/>
+        <w:spacing w:before="160" w:after="40"/>
+      </w:pPr>
+      <w:r>
+        <w:rPr>
+          <w:rFonts w:ascii="Arial" w:hAnsi="Arial"/>
+          <w:b/>
+          <w:color w:val="1A365D"/>
+          <w:sz w:val="21"/>
+        </w:rPr>
+        <w:t>9. Creación de Columnas Calculadas (Pocion.transmutar)</w:t>
+      </w:r>
+    </w:p>
+    <w:p>
+      <w:r>
+        <w:t>Ubicación: Líneas 230 a 246 en src/pocion.py</w:t>
+      </w:r>
+    </w:p>
+    <w:tbl>
+      <w:tblPr>
+        <w:tblW w:type="auto" w:w="0"/>
+        <w:jc w:val="center"/>
+        <w:tblLook w:firstColumn="1" w:firstRow="1" w:lastColumn="0" w:lastRow="0" w:noHBand="0" w:noVBand="1" w:val="04A0"/>
+      </w:tblPr>
+      <w:tblGrid>
+        <w:gridCol w:w="9648"/>
+      </w:tblGrid>
+      <w:tr>
+        <w:tc>
+          <w:tcPr>
+            <w:tcW w:type="dxa" w:w="9648"/>
+            <w:shd w:fill="F7FAFC"/>
+            <w:tcMar>
+              <w:top w:w="100" w:type="dxa"/>
+              <w:bottom w:w="100" w:type="dxa"/>
+              <w:left w:w="160" w:type="dxa"/>
+              <w:right w:w="160" w:type="dxa"/>
+            </w:tcMar>
+          </w:tcPr>
+          <w:p>
+            <w:pPr>
+              <w:spacing w:after="0"/>
+            </w:pPr>
+            <w:r>
+              <w:rPr>
+                <w:rFonts w:ascii="Arial" w:hAnsi="Arial"/>
+                <w:b/>
+                <w:color w:val="2B6CB0"/>
+                <w:sz w:val="17"/>
+              </w:rPr>
+              <w:t>[src/pocion.py (Líneas 230-246)]</w:t>
+              <w:br/>
+            </w:r>
+            <w:r>
+              <w:rPr>
+                <w:rFonts w:ascii="Consolas" w:hAnsi="Consolas"/>
+                <w:color w:val="2D3748"/>
+                <w:sz w:val="17"/>
+              </w:rPr>
+              <w:t>def transmutar(self, nombre_columna, evaluador_expresion):</w:t>
+              <w:br/>
+              <w:t xml:space="preserve">    nuevas_cols = list(self.columnas)</w:t>
+              <w:br/>
+              <w:t xml:space="preserve">    if nombre_columna not in nuevas_cols:</w:t>
+              <w:br/>
+              <w:t xml:space="preserve">        nuevas_cols.append(nombre_columna)</w:t>
+              <w:br/>
+              <w:t xml:space="preserve">    nuevas_filas = []</w:t>
+              <w:br/>
+              <w:t xml:space="preserve">    for fila in self.filas:</w:t>
+              <w:br/>
+              <w:t xml:space="preserve">        copia = fila.copy()</w:t>
+              <w:br/>
+              <w:t xml:space="preserve">        copia[nombre_columna] = evaluador_expresion(fila)</w:t>
+              <w:br/>
+              <w:t xml:space="preserve">        nuevas_filas.append(copia)</w:t>
+              <w:br/>
+              <w:t xml:space="preserve">    return Pocion(nuevas_cols, nuevas_filas)</w:t>
+            </w:r>
+          </w:p>
+        </w:tc>
+      </w:tr>
+    </w:tbl>
+    <w:p>
+      <w:pPr>
+        <w:spacing w:after="80"/>
+      </w:pPr>
+    </w:p>
+    <w:p>
+      <w:r>
+        <w:t>• Qué hace: Aplica una fórmula matemática fila por fila y guarda el resultado en una columna nueva.</w:t>
+        <w:br/>
+        <w:t>• Cómo funciona: Agrega el nuevo identificador a las cabeceras y para cada registro evalúa evaluador_expresion(fila), asociando el resultado calculado a la nueva clave en un diccionario clonado.</w:t>
+      </w:r>
+    </w:p>
+    <w:p>
+      <w:pPr>
+        <w:keepNext/>
+        <w:spacing w:before="160" w:after="40"/>
+      </w:pPr>
+      <w:r>
+        <w:rPr>
+          <w:rFonts w:ascii="Arial" w:hAnsi="Arial"/>
+          <w:b/>
+          <w:color w:val="1A365D"/>
+          <w:sz w:val="21"/>
+        </w:rPr>
+        <w:t>10. Sanación y Tratamiento de Nulos (sanar_descartar_nulos y sanar_llenar_nulos)</w:t>
+      </w:r>
+    </w:p>
+    <w:p>
+      <w:r>
+        <w:t>Ubicación: Líneas 248 a 272 en src/pocion.py</w:t>
+      </w:r>
+    </w:p>
+    <w:tbl>
+      <w:tblPr>
+        <w:tblW w:type="auto" w:w="0"/>
+        <w:jc w:val="center"/>
+        <w:tblLook w:firstColumn="1" w:firstRow="1" w:lastColumn="0" w:lastRow="0" w:noHBand="0" w:noVBand="1" w:val="04A0"/>
+      </w:tblPr>
+      <w:tblGrid>
+        <w:gridCol w:w="9648"/>
+      </w:tblGrid>
+      <w:tr>
+        <w:tc>
+          <w:tcPr>
+            <w:tcW w:type="dxa" w:w="9648"/>
+            <w:shd w:fill="F7FAFC"/>
+            <w:tcMar>
+              <w:top w:w="100" w:type="dxa"/>
+              <w:bottom w:w="100" w:type="dxa"/>
+              <w:left w:w="160" w:type="dxa"/>
+              <w:right w:w="160" w:type="dxa"/>
+            </w:tcMar>
+          </w:tcPr>
+          <w:p>
+            <w:pPr>
+              <w:spacing w:after="0"/>
+            </w:pPr>
+            <w:r>
+              <w:rPr>
+                <w:rFonts w:ascii="Arial" w:hAnsi="Arial"/>
+                <w:b/>
+                <w:color w:val="2B6CB0"/>
+                <w:sz w:val="17"/>
+              </w:rPr>
+              <w:t>[src/pocion.py (Líneas 248-272)]</w:t>
+              <w:br/>
+            </w:r>
+            <w:r>
+              <w:rPr>
+                <w:rFonts w:ascii="Consolas" w:hAnsi="Consolas"/>
+                <w:color w:val="2D3748"/>
+                <w:sz w:val="17"/>
+              </w:rPr>
+              <w:t>def sanar_descartar_nulos(self):</w:t>
+              <w:br/>
+              <w:t xml:space="preserve">    filas_limpias = []</w:t>
+              <w:br/>
+              <w:t xml:space="preserve">    for fila in self.filas:</w:t>
+              <w:br/>
+              <w:t xml:space="preserve">        tiene_nulo = any(fila.get(c) is None for c in self.columnas)</w:t>
+              <w:br/>
+              <w:t xml:space="preserve">        if not tiene_nulo:</w:t>
+              <w:br/>
+              <w:t xml:space="preserve">            filas_limpias.append(fila.copy())</w:t>
+              <w:br/>
+              <w:t xml:space="preserve">    return Pocion(self.columnas, filas_limpias)</w:t>
+              <w:br/>
+              <w:br/>
+              <w:t>def sanar_llenar_nulos(self, columna, valor_relleno):</w:t>
+              <w:br/>
+              <w:t xml:space="preserve">    nuevas_filas = []</w:t>
+              <w:br/>
+              <w:t xml:space="preserve">    for fila in self.filas:</w:t>
+              <w:br/>
+              <w:t xml:space="preserve">        copia = fila.copy()</w:t>
+              <w:br/>
+              <w:t xml:space="preserve">        if copia.get(columna) is None:</w:t>
+              <w:br/>
+              <w:t xml:space="preserve">            copia[columna] = valor_relleno</w:t>
+              <w:br/>
+              <w:t xml:space="preserve">        nuevas_filas.append(copia)</w:t>
+              <w:br/>
+              <w:t xml:space="preserve">    return Pocion(self.columnas, nuevas_filas)</w:t>
+            </w:r>
+          </w:p>
+        </w:tc>
+      </w:tr>
+    </w:tbl>
+    <w:p>
+      <w:pPr>
+        <w:spacing w:after="80"/>
+      </w:pPr>
+    </w:p>
+    <w:p>
+      <w:r>
+        <w:t>• Qué hace: Limpia y prepara datasets con valores incompletos.</w:t>
+        <w:br/>
+        <w:t>• Cómo funciona: sanar_descartar_nulos() elimina cualquier fila donde any(...) detecte al menos un None. sanar_llenar_nulos() busca únicamente las celdas nulas de una columna dada e imputa el valor por defecto provisto (por ejemplo 0.0), preservando la integridad del resto de registros.</w:t>
+      </w:r>
+    </w:p>
+    <w:p>
+      <w:pPr>
+        <w:keepNext/>
+        <w:spacing w:before="160" w:after="40"/>
+      </w:pPr>
+      <w:r>
+        <w:rPr>
+          <w:rFonts w:ascii="Arial" w:hAnsi="Arial"/>
+          <w:b/>
+          <w:color w:val="1A365D"/>
+          <w:sz w:val="21"/>
+        </w:rPr>
+        <w:t>11. Agrupación y Funciones de Agregación (Pocion.destilar)</w:t>
+      </w:r>
+    </w:p>
+    <w:p>
+      <w:r>
+        <w:t>Ubicación: Líneas 274 a 351 en src/pocion.py</w:t>
+      </w:r>
+    </w:p>
+    <w:tbl>
+      <w:tblPr>
+        <w:tblW w:type="auto" w:w="0"/>
+        <w:jc w:val="center"/>
+        <w:tblLook w:firstColumn="1" w:firstRow="1" w:lastColumn="0" w:lastRow="0" w:noHBand="0" w:noVBand="1" w:val="04A0"/>
+      </w:tblPr>
+      <w:tblGrid>
+        <w:gridCol w:w="9648"/>
+      </w:tblGrid>
+      <w:tr>
+        <w:tc>
+          <w:tcPr>
+            <w:tcW w:type="dxa" w:w="9648"/>
+            <w:shd w:fill="F7FAFC"/>
+            <w:tcMar>
+              <w:top w:w="100" w:type="dxa"/>
+              <w:bottom w:w="100" w:type="dxa"/>
+              <w:left w:w="160" w:type="dxa"/>
+              <w:right w:w="160" w:type="dxa"/>
+            </w:tcMar>
+          </w:tcPr>
+          <w:p>
+            <w:pPr>
+              <w:spacing w:after="0"/>
+            </w:pPr>
+            <w:r>
+              <w:rPr>
+                <w:rFonts w:ascii="Arial" w:hAnsi="Arial"/>
+                <w:b/>
+                <w:color w:val="2B6CB0"/>
+                <w:sz w:val="17"/>
+              </w:rPr>
+              <w:t>[src/pocion.py (Líneas 274-351)]</w:t>
+              <w:br/>
+            </w:r>
+            <w:r>
+              <w:rPr>
+                <w:rFonts w:ascii="Consolas" w:hAnsi="Consolas"/>
+                <w:color w:val="2D3748"/>
+                <w:sz w:val="17"/>
+              </w:rPr>
+              <w:t>def destilar(self, columnas_grupo, lista_agregaciones):</w:t>
+              <w:br/>
+              <w:t xml:space="preserve">    grupos = {}</w:t>
+              <w:br/>
+              <w:t xml:space="preserve">    for fila in self.filas:</w:t>
+              <w:br/>
+              <w:t xml:space="preserve">        clave = tuple(fila.get(col) for col in columnas_grupo)</w:t>
+              <w:br/>
+              <w:t xml:space="preserve">        if clave not in grupos:</w:t>
+              <w:br/>
+              <w:t xml:space="preserve">            grupos[clave] = []</w:t>
+              <w:br/>
+              <w:t xml:space="preserve">        grupos[clave].append(fila)</w:t>
+              <w:br/>
+              <w:br/>
+              <w:t xml:space="preserve">    columnas_resumen = list(columnas_grupo)</w:t>
+              <w:br/>
+              <w:t xml:space="preserve">    for ag in lista_agregaciones:</w:t>
+              <w:br/>
+              <w:t xml:space="preserve">        if ag["alias"] not in columnas_resumen:</w:t>
+              <w:br/>
+              <w:t xml:space="preserve">            columnas_resumen.append(ag["alias"])</w:t>
+              <w:br/>
+              <w:br/>
+              <w:t xml:space="preserve">    filas_resumen = []</w:t>
+              <w:br/>
+              <w:t xml:space="preserve">    for clave, filas_del_grupo in grupos.items():</w:t>
+              <w:br/>
+              <w:t xml:space="preserve">        fila_nueva = {col: clave[idx] for idx, col in enumerate(columnas_grupo)}</w:t>
+              <w:br/>
+              <w:t xml:space="preserve">        for ag in lista_agregaciones:</w:t>
+              <w:br/>
+              <w:t xml:space="preserve">            fn = ag["funcion"].lower()</w:t>
+              <w:br/>
+              <w:t xml:space="preserve">            col_obj = ag.get("columna")</w:t>
+              <w:br/>
+              <w:t xml:space="preserve">            alias = ag["alias"]</w:t>
+              <w:br/>
+              <w:t xml:space="preserve">            valores = [f[col_obj] for f in filas_del_grupo if f.get(col_obj) is not None and isinstance(f.get(col_obj), (int, float))] if col_obj else []</w:t>
+              <w:br/>
+              <w:t xml:space="preserve">            n = len(valores)</w:t>
+              <w:br/>
+              <w:t xml:space="preserve">            if fn in ["contar", "conteo"]: resultado = len(filas_del_grupo)</w:t>
+              <w:br/>
+              <w:t xml:space="preserve">            elif fn == "suma": resultado = sum(valores) if valores else 0</w:t>
+              <w:br/>
+              <w:t xml:space="preserve">            elif fn in ["media", "promedio"]: resultado = (sum(valores) / n) if n &gt; 0 else 0.0</w:t>
+              <w:br/>
+              <w:t xml:space="preserve">            elif fn == "mediana":</w:t>
+              <w:br/>
+              <w:t xml:space="preserve">                if not valores: resultado = 0.0</w:t>
+              <w:br/>
+              <w:t xml:space="preserve">                else:</w:t>
+              <w:br/>
+              <w:t xml:space="preserve">                    ord_v = sorted(valores)</w:t>
+              <w:br/>
+              <w:t xml:space="preserve">                    mitad = n // 2</w:t>
+              <w:br/>
+              <w:t xml:space="preserve">                    resultado = ord_v[mitad] if n % 2 == 1 else (ord_v[mitad-1] + ord_v[mitad]) / 2.0</w:t>
+              <w:br/>
+              <w:t xml:space="preserve">            elif fn in ["minimo", "min"]: resultado = min(valores) if valores else 0</w:t>
+              <w:br/>
+              <w:t xml:space="preserve">            elif fn in ["maximo", "max"]: resultado = max(valores) if valores else 0</w:t>
+              <w:br/>
+              <w:t xml:space="preserve">            elif fn in ["desviacion", "std"]:</w:t>
+              <w:br/>
+              <w:t xml:space="preserve">                if n &lt;= 1: resultado = 0.0</w:t>
+              <w:br/>
+              <w:t xml:space="preserve">                else:</w:t>
+              <w:br/>
+              <w:t xml:space="preserve">                    prom = sum(valores) / n</w:t>
+              <w:br/>
+              <w:t xml:space="preserve">                    resultado = (sum((x - prom) ** 2 for x in valores) / (n - 1)) ** 0.5</w:t>
+              <w:br/>
+              <w:t xml:space="preserve">            fila_nueva[alias] = resultado</w:t>
+              <w:br/>
+              <w:t xml:space="preserve">        filas_resumen.append(fila_nueva)</w:t>
+              <w:br/>
+              <w:t xml:space="preserve">    return Pocion(columnas_resumen, filas_resumen)</w:t>
+            </w:r>
+          </w:p>
+        </w:tc>
+      </w:tr>
+    </w:tbl>
+    <w:p>
+      <w:pPr>
+        <w:spacing w:after="80"/>
+      </w:pPr>
+    </w:p>
+    <w:p>
+      <w:r>
+        <w:t>• Qué hace: Implementa el equivalente a GROUP BY con cálculo de agregaciones estadísticas.</w:t>
+        <w:br/>
+        <w:t>• Cómo funciona: Agrupa en una tabla hash grupos{} usando como clave una tupla con los valores de las columnas agrupadoras (tiempo O(N)). Para cada grupo calcula: conteo, suma, media, mediana matemática (con interpolación para longitudes pares), mínimo, máximo y desviación estándar muestral con corrección de Bessel (divisor n - 1).</w:t>
+      </w:r>
+    </w:p>
+    <w:p>
+      <w:pPr>
+        <w:keepNext/>
+        <w:spacing w:before="160" w:after="40"/>
+      </w:pPr>
+      <w:r>
+        <w:rPr>
+          <w:rFonts w:ascii="Arial" w:hAnsi="Arial"/>
+          <w:b/>
+          <w:color w:val="1A365D"/>
+          <w:sz w:val="21"/>
+        </w:rPr>
+        <w:t>12. Muestreo Aleatorio sin Reemplazo (Pocion.muestra_aleatoria)</w:t>
+      </w:r>
+    </w:p>
+    <w:p>
+      <w:r>
+        <w:t>Ubicación: Líneas 428 a 443 en src/pocion.py</w:t>
+      </w:r>
+    </w:p>
+    <w:tbl>
+      <w:tblPr>
+        <w:tblW w:type="auto" w:w="0"/>
+        <w:jc w:val="center"/>
+        <w:tblLook w:firstColumn="1" w:firstRow="1" w:lastColumn="0" w:lastRow="0" w:noHBand="0" w:noVBand="1" w:val="04A0"/>
+      </w:tblPr>
+      <w:tblGrid>
+        <w:gridCol w:w="9648"/>
+      </w:tblGrid>
+      <w:tr>
+        <w:tc>
+          <w:tcPr>
+            <w:tcW w:type="dxa" w:w="9648"/>
+            <w:shd w:fill="F7FAFC"/>
+            <w:tcMar>
+              <w:top w:w="100" w:type="dxa"/>
+              <w:bottom w:w="100" w:type="dxa"/>
+              <w:left w:w="160" w:type="dxa"/>
+              <w:right w:w="160" w:type="dxa"/>
+            </w:tcMar>
+          </w:tcPr>
+          <w:p>
+            <w:pPr>
+              <w:spacing w:after="0"/>
+            </w:pPr>
+            <w:r>
+              <w:rPr>
+                <w:rFonts w:ascii="Arial" w:hAnsi="Arial"/>
+                <w:b/>
+                <w:color w:val="2B6CB0"/>
+                <w:sz w:val="17"/>
+              </w:rPr>
+              <w:t>[src/pocion.py (Líneas 428-443)]</w:t>
+              <w:br/>
+            </w:r>
+            <w:r>
+              <w:rPr>
+                <w:rFonts w:ascii="Consolas" w:hAnsi="Consolas"/>
+                <w:color w:val="2D3748"/>
+                <w:sz w:val="17"/>
+              </w:rPr>
+              <w:t>def muestra_aleatoria(self, cantidad):</w:t>
+              <w:br/>
+              <w:t xml:space="preserve">    if cantidad &gt;= len(self.filas):</w:t>
+              <w:br/>
+              <w:t xml:space="preserve">        return Pocion(self.columnas, [f.copy() for f in self.filas])</w:t>
+              <w:br/>
+              <w:t xml:space="preserve">    indices = list(range(len(self.filas)))</w:t>
+              <w:br/>
+              <w:t xml:space="preserve">    for i in range(len(indices) - 1, 0, -1):</w:t>
+              <w:br/>
+              <w:t xml:space="preserve">        j = _generar_siguiente_azar() % (i + 1)</w:t>
+              <w:br/>
+              <w:t xml:space="preserve">        indices[i], indices[j] = indices[j], indices[i]</w:t>
+              <w:br/>
+              <w:t xml:space="preserve">    filas_muestra = [self.filas[idx].copy() for idx in indices[:cantidad]]</w:t>
+              <w:br/>
+              <w:t xml:space="preserve">    return Pocion(self.columnas, filas_muestra)</w:t>
+            </w:r>
+          </w:p>
+        </w:tc>
+      </w:tr>
+    </w:tbl>
+    <w:p>
+      <w:pPr>
+        <w:spacing w:after="80"/>
+      </w:pPr>
+    </w:p>
+    <w:p>
+      <w:r>
+        <w:t>• Qué hace: Extrae una muestra aleatoria de N filas de la tabla.</w:t>
+        <w:br/>
+        <w:t>• Cómo funciona: Aplica el algoritmo de Fisher-Yates de barajado en tiempo O(N): itera de atrás hacia adelante intercambiando indices[i] con un índice al azar generado por nuestro LCG. Luego extrae los primeros cantidad elementos.</w:t>
       </w:r>
     </w:p>
     <w:p>
@@ -884,20 +2148,245 @@
           <w:color w:val="2B6CB0"/>
           <w:sz w:val="23"/>
         </w:rPr>
-        <w:t>B. src/tabla_simbolos.py (Memoria Semántica)</w:t>
+        <w:t>5.B. src/tabla_simbolos.py: Memoria Semántica y Tipado de Variables</w:t>
       </w:r>
     </w:p>
     <w:p>
       <w:r>
-        <w:t>• Simbolo: Objeto que almacena nombre, tipo (POCION, NUMERO, CADENA, BOOLEANO), valor en memoria y posición (línea, columna).</w:t>
+        <w:t>Administra las variables declaradas, su tipado semántico y la validación de columnas (134 líneas).</w:t>
+      </w:r>
+    </w:p>
+    <w:p>
+      <w:pPr>
+        <w:keepNext/>
+        <w:spacing w:before="160" w:after="40"/>
+      </w:pPr>
+      <w:r>
+        <w:rPr>
+          <w:rFonts w:ascii="Arial" w:hAnsi="Arial"/>
+          <w:b/>
+          <w:color w:val="1A365D"/>
+          <w:sz w:val="21"/>
+        </w:rPr>
+        <w:t>1. Definición y Determinación de Tipos (Simbolo y TablaSimbolos.definir)</w:t>
+      </w:r>
+    </w:p>
+    <w:p>
+      <w:r>
+        <w:t>Ubicación: Líneas 12 a 67 en src/tabla_simbolos.py</w:t>
+      </w:r>
+    </w:p>
+    <w:tbl>
+      <w:tblPr>
+        <w:tblW w:type="auto" w:w="0"/>
+        <w:jc w:val="center"/>
+        <w:tblLook w:firstColumn="1" w:firstRow="1" w:lastColumn="0" w:lastRow="0" w:noHBand="0" w:noVBand="1" w:val="04A0"/>
+      </w:tblPr>
+      <w:tblGrid>
+        <w:gridCol w:w="9648"/>
+      </w:tblGrid>
+      <w:tr>
+        <w:tc>
+          <w:tcPr>
+            <w:tcW w:type="dxa" w:w="9648"/>
+            <w:shd w:fill="F7FAFC"/>
+            <w:tcMar>
+              <w:top w:w="100" w:type="dxa"/>
+              <w:bottom w:w="100" w:type="dxa"/>
+              <w:left w:w="160" w:type="dxa"/>
+              <w:right w:w="160" w:type="dxa"/>
+            </w:tcMar>
+          </w:tcPr>
+          <w:p>
+            <w:pPr>
+              <w:spacing w:after="0"/>
+            </w:pPr>
+            <w:r>
+              <w:rPr>
+                <w:rFonts w:ascii="Arial" w:hAnsi="Arial"/>
+                <w:b/>
+                <w:color w:val="2B6CB0"/>
+                <w:sz w:val="17"/>
+              </w:rPr>
+              <w:t>[src/tabla_simbolos.py (Líneas 12-67)]</w:t>
+              <w:br/>
+            </w:r>
+            <w:r>
+              <w:rPr>
+                <w:rFonts w:ascii="Consolas" w:hAnsi="Consolas"/>
+                <w:color w:val="2D3748"/>
+                <w:sz w:val="17"/>
+              </w:rPr>
+              <w:t>class Simbolo:</w:t>
+              <w:br/>
+              <w:t xml:space="preserve">    def __init__(self, nombre, tipo, valor, linea=None, columna=None):</w:t>
+              <w:br/>
+              <w:t xml:space="preserve">        self.nombre = nombre</w:t>
+              <w:br/>
+              <w:t xml:space="preserve">        self.tipo = tipo</w:t>
+              <w:br/>
+              <w:t xml:space="preserve">        self.valor = valor</w:t>
+              <w:br/>
+              <w:t xml:space="preserve">        self.linea = linea</w:t>
+              <w:br/>
+              <w:t xml:space="preserve">        self.columna = columna</w:t>
+              <w:br/>
+              <w:br/>
+              <w:t>class TablaSimbolos:</w:t>
+              <w:br/>
+              <w:t xml:space="preserve">    def __init__(self):</w:t>
+              <w:br/>
+              <w:t xml:space="preserve">        self._simbolos = {}</w:t>
+              <w:br/>
+              <w:br/>
+              <w:t xml:space="preserve">    def definir(self, nombre, valor, tipo_sugerido=None, linea=None, columna=None):</w:t>
+              <w:br/>
+              <w:t xml:space="preserve">        if tipo_sugerido is None:</w:t>
+              <w:br/>
+              <w:t xml:space="preserve">            tipo_sugerido = self.determinar_tipo(valor)</w:t>
+              <w:br/>
+              <w:t xml:space="preserve">        simbolo = Simbolo(nombre, tipo_sugerido, valor, linea, columna)</w:t>
+              <w:br/>
+              <w:t xml:space="preserve">        self._simbolos[nombre] = simbolo</w:t>
+              <w:br/>
+              <w:t xml:space="preserve">        return simbolo</w:t>
+              <w:br/>
+              <w:br/>
+              <w:t xml:space="preserve">    def determinar_tipo(self, valor):</w:t>
+              <w:br/>
+              <w:t xml:space="preserve">        if isinstance(valor, Pocion): return "POCION"</w:t>
+              <w:br/>
+              <w:t xml:space="preserve">        elif isinstance(valor, bool): return "BOOLEANO"</w:t>
+              <w:br/>
+              <w:t xml:space="preserve">        elif isinstance(valor, (int, float)): return "NUMERO"</w:t>
+              <w:br/>
+              <w:t xml:space="preserve">        elif isinstance(valor, str): return "CADENA"</w:t>
+              <w:br/>
+              <w:t xml:space="preserve">        return "DESCONOCIDO"</w:t>
+            </w:r>
+          </w:p>
+        </w:tc>
+      </w:tr>
+    </w:tbl>
+    <w:p>
+      <w:pPr>
+        <w:spacing w:after="80"/>
+      </w:pPr>
+    </w:p>
+    <w:p>
+      <w:r>
+        <w:t>• Qué hace: Almacena cada variable en memoria junto a sus metadatos (nombre, tipo inferido, valor real, coordenadas en el archivo fuente).</w:t>
         <w:br/>
-        <w:t>• TablaSimbolos.definir(): Guarda variables en el diccionario self._simbolos.</w:t>
+        <w:t>• Cómo funciona: Cuando una expresión se asigna, determinar_tipo() clasifica dinámicamente si es POCION, NUMERO, CADENA o BOOLEANO, registrándola en el diccionario interno _simbolos.</w:t>
+      </w:r>
+    </w:p>
+    <w:p>
+      <w:pPr>
+        <w:keepNext/>
+        <w:spacing w:before="160" w:after="40"/>
+      </w:pPr>
+      <w:r>
+        <w:rPr>
+          <w:rFonts w:ascii="Arial" w:hAnsi="Arial"/>
+          <w:b/>
+          <w:color w:val="1A365D"/>
+          <w:sz w:val="21"/>
+        </w:rPr>
+        <w:t>2. Comprobaciones de Tipo y Existencia de Columnas (obtener_pocion y verificar_columna)</w:t>
+      </w:r>
+    </w:p>
+    <w:p>
+      <w:r>
+        <w:t>Ubicación: Líneas 72 a 107 en src/tabla_simbolos.py</w:t>
+      </w:r>
+    </w:p>
+    <w:tbl>
+      <w:tblPr>
+        <w:tblW w:type="auto" w:w="0"/>
+        <w:jc w:val="center"/>
+        <w:tblLook w:firstColumn="1" w:firstRow="1" w:lastColumn="0" w:lastRow="0" w:noHBand="0" w:noVBand="1" w:val="04A0"/>
+      </w:tblPr>
+      <w:tblGrid>
+        <w:gridCol w:w="9648"/>
+      </w:tblGrid>
+      <w:tr>
+        <w:tc>
+          <w:tcPr>
+            <w:tcW w:type="dxa" w:w="9648"/>
+            <w:shd w:fill="F7FAFC"/>
+            <w:tcMar>
+              <w:top w:w="100" w:type="dxa"/>
+              <w:bottom w:w="100" w:type="dxa"/>
+              <w:left w:w="160" w:type="dxa"/>
+              <w:right w:w="160" w:type="dxa"/>
+            </w:tcMar>
+          </w:tcPr>
+          <w:p>
+            <w:pPr>
+              <w:spacing w:after="0"/>
+            </w:pPr>
+            <w:r>
+              <w:rPr>
+                <w:rFonts w:ascii="Arial" w:hAnsi="Arial"/>
+                <w:b/>
+                <w:color w:val="2B6CB0"/>
+                <w:sz w:val="17"/>
+              </w:rPr>
+              <w:t>[src/tabla_simbolos.py (Líneas 72-107)]</w:t>
+              <w:br/>
+            </w:r>
+            <w:r>
+              <w:rPr>
+                <w:rFonts w:ascii="Consolas" w:hAnsi="Consolas"/>
+                <w:color w:val="2D3748"/>
+                <w:sz w:val="17"/>
+              </w:rPr>
+              <w:t>def obtener(self, nombre, linea=None, columna=None):</w:t>
+              <w:br/>
+              <w:t xml:space="preserve">    if nombre not in self._simbolos:</w:t>
+              <w:br/>
+              <w:t xml:space="preserve">        raise ErrorSemantico(f"La variable o poción '{nombre}' no ha sido declarada o invocada previamente", linea, columna)</w:t>
+              <w:br/>
+              <w:t xml:space="preserve">    return self._simbolos[nombre]</w:t>
+              <w:br/>
+              <w:br/>
+              <w:t>def obtener_pocion(self, nombre, linea=None, columna=None):</w:t>
+              <w:br/>
+              <w:t xml:space="preserve">    simbolo = self.obtener(nombre, linea, columna)</w:t>
+              <w:br/>
+              <w:t xml:space="preserve">    if simbolo.tipo != "POCION" or not isinstance(simbolo.valor, Pocion):</w:t>
+              <w:br/>
+              <w:t xml:space="preserve">        raise ErrorSemantico(f"La variable '{nombre}' es de tipo {simbolo.tipo}, no es una POCIÓN (tabla de datos)", linea, columna)</w:t>
+              <w:br/>
+              <w:t xml:space="preserve">    return simbolo.valor</w:t>
+              <w:br/>
+              <w:br/>
+              <w:t>def verificar_columna(self, nombre_pocion, nombre_columna, linea=None, columna=None):</w:t>
+              <w:br/>
+              <w:t xml:space="preserve">    pocion = self.obtener_pocion(nombre_pocion, linea, columna)</w:t>
+              <w:br/>
+              <w:t xml:space="preserve">    if nombre_columna not in pocion.columnas:</w:t>
+              <w:br/>
+              <w:t xml:space="preserve">        columnas_disponibles = list(pocion.columnas)</w:t>
+              <w:br/>
+              <w:t xml:space="preserve">        raise ErrorSemantico(f"La poción '{nombre_pocion}' no contiene el ingrediente (columna) '{nombre_columna}' (Disponibles: {columnas_disponibles})", linea, columna)</w:t>
+              <w:br/>
+              <w:t xml:space="preserve">    return True</w:t>
+            </w:r>
+          </w:p>
+        </w:tc>
+      </w:tr>
+    </w:tbl>
+    <w:p>
+      <w:pPr>
+        <w:spacing w:after="80"/>
+      </w:pPr>
+    </w:p>
+    <w:p>
+      <w:r>
+        <w:t>• Qué hace: Asegura el análisis semántico estricto antes de procesar cualquier orden.</w:t>
         <w:br/>
-        <w:t>• TablaSimbolos.obtener(): Recupera la variable o lanza un ErrorSemantico claro si no existe.</w:t>
-        <w:br/>
-        <w:t>• TablaSimbolos.obtener_pocion(): Valida que la variable sea de tipo POCION antes de operar sobre ella.</w:t>
-        <w:br/>
-        <w:t>• TablaSimbolos.verificar_columna(): Comprueba que una columna exista en la poción antes de procesarla.</w:t>
+        <w:t>• Cómo funciona: obtener_pocion() valida que el identificador corresponda a una tabla de datos (evita que el usuario intente ordenar o filtrar un número o cadena). verificar_columna() comprueba que la columna exista dentro de la cabecera antes de lanzar los algoritmos; si no existe, lista las columnas válidas disponibles.</w:t>
       </w:r>
     </w:p>
     <w:p>
@@ -912,20 +2401,573 @@
           <w:color w:val="2B6CB0"/>
           <w:sz w:val="23"/>
         </w:rPr>
-        <w:t>C. src/visitor.py (Motor de Ejecución - Patrón Visitor)</w:t>
+        <w:t>5.C. src/visitor.py: Motor de Ejecución Semántica (Patrón Visitor)</w:t>
       </w:r>
     </w:p>
     <w:p>
       <w:r>
-        <w:t>• ArcanumVisitorEjecutor: Recorre cada nodo del árbol sintáctico generado por ANTLR.</w:t>
+        <w:t>Recorre los nodos del AST generado por ANTLR y ejecuta las instrucciones del lenguaje (593 líneas).</w:t>
+      </w:r>
+    </w:p>
+    <w:p>
+      <w:pPr>
+        <w:keepNext/>
+        <w:spacing w:before="160" w:after="40"/>
+      </w:pPr>
+      <w:r>
+        <w:rPr>
+          <w:rFonts w:ascii="Arial" w:hAnsi="Arial"/>
+          <w:b/>
+          <w:color w:val="1A365D"/>
+          <w:sz w:val="21"/>
+        </w:rPr>
+        <w:t>1. Control de Ámbitos y Pila de Marcos Locales (visitAsignacion)</w:t>
+      </w:r>
+    </w:p>
+    <w:p>
+      <w:r>
+        <w:t>Ubicación: Líneas 45 a 85 en src/visitor.py</w:t>
+      </w:r>
+    </w:p>
+    <w:tbl>
+      <w:tblPr>
+        <w:tblW w:type="auto" w:w="0"/>
+        <w:jc w:val="center"/>
+        <w:tblLook w:firstColumn="1" w:firstRow="1" w:lastColumn="0" w:lastRow="0" w:noHBand="0" w:noVBand="1" w:val="04A0"/>
+      </w:tblPr>
+      <w:tblGrid>
+        <w:gridCol w:w="9648"/>
+      </w:tblGrid>
+      <w:tr>
+        <w:tc>
+          <w:tcPr>
+            <w:tcW w:type="dxa" w:w="9648"/>
+            <w:shd w:fill="F7FAFC"/>
+            <w:tcMar>
+              <w:top w:w="100" w:type="dxa"/>
+              <w:bottom w:w="100" w:type="dxa"/>
+              <w:left w:w="160" w:type="dxa"/>
+              <w:right w:w="160" w:type="dxa"/>
+            </w:tcMar>
+          </w:tcPr>
+          <w:p>
+            <w:pPr>
+              <w:spacing w:after="0"/>
+            </w:pPr>
+            <w:r>
+              <w:rPr>
+                <w:rFonts w:ascii="Arial" w:hAnsi="Arial"/>
+                <w:b/>
+                <w:color w:val="2B6CB0"/>
+                <w:sz w:val="17"/>
+              </w:rPr>
+              <w:t>[src/visitor.py (Líneas 45-85)]</w:t>
+              <w:br/>
+            </w:r>
+            <w:r>
+              <w:rPr>
+                <w:rFonts w:ascii="Consolas" w:hAnsi="Consolas"/>
+                <w:color w:val="2D3748"/>
+                <w:sz w:val="17"/>
+              </w:rPr>
+              <w:t>def __init__(self, tabla_simbolos=None):</w:t>
+              <w:br/>
+              <w:t xml:space="preserve">    super().__init__()</w:t>
+              <w:br/>
+              <w:t xml:space="preserve">    self.tabla = tabla_simbolos if tabla_simbolos is not None else TablaSimbolos()</w:t>
+              <w:br/>
+              <w:t xml:space="preserve">    self._fila_activa = None</w:t>
+              <w:br/>
+              <w:t xml:space="preserve">    self._recetas_locales = {}</w:t>
+              <w:br/>
+              <w:t xml:space="preserve">    self._compendios = {}</w:t>
+              <w:br/>
+              <w:t xml:space="preserve">    self._marcos_locales = []</w:t>
+              <w:br/>
+              <w:br/>
+              <w:t>def visitAsignacion(self, ctx: ArcanumParser.AsignacionContext):</w:t>
+              <w:br/>
+              <w:t xml:space="preserve">    nombre_var = ctx.ID().getText()</w:t>
+              <w:br/>
+              <w:t xml:space="preserve">    linea = ctx.start.line</w:t>
+              <w:br/>
+              <w:t xml:space="preserve">    columna = ctx.start.column</w:t>
+              <w:br/>
+              <w:t xml:space="preserve">    valor = self.visit(ctx.expresion())</w:t>
+              <w:br/>
+              <w:t xml:space="preserve">    if self._marcos_locales:</w:t>
+              <w:br/>
+              <w:t xml:space="preserve">        self._marcos_locales[-1][nombre_var] = valor</w:t>
+              <w:br/>
+              <w:t xml:space="preserve">    else:</w:t>
+              <w:br/>
+              <w:t xml:space="preserve">        self.tabla.definir(nombre_var, valor, linea=linea, columna=columna)</w:t>
+              <w:br/>
+              <w:t xml:space="preserve">    return valor</w:t>
+            </w:r>
+          </w:p>
+        </w:tc>
+      </w:tr>
+    </w:tbl>
+    <w:p>
+      <w:pPr>
+        <w:spacing w:after="80"/>
+      </w:pPr>
+    </w:p>
+    <w:p>
+      <w:r>
+        <w:t>• Qué hace: Resuelve asignaciones distinguiendo variables locales de variables globales.</w:t>
         <w:br/>
-        <w:t>• visitPurificarExpr / visitTransmutarExpr: Activan temporalmente self._fila_activa = fila para que las fórmulas y comparaciones lean las columnas de la fila actual.</w:t>
+        <w:t>• Cómo funciona: Si _marcos_locales tiene marcos activos, la variable pertenece al contexto de ejecución de una receta (función) y se guarda en el tope de la pila ([-1]). Si la pila está vacía, se almacena en el ámbito global de self.tabla.</w:t>
+      </w:r>
+    </w:p>
+    <w:p>
+      <w:pPr>
+        <w:keepNext/>
+        <w:spacing w:before="160" w:after="40"/>
+      </w:pPr>
+      <w:r>
+        <w:rPr>
+          <w:rFonts w:ascii="Arial" w:hAnsi="Arial"/>
+          <w:b/>
+          <w:color w:val="1A365D"/>
+          <w:sz w:val="21"/>
+        </w:rPr>
+        <w:t>2. Inyección de Contexto de Fila para Expresiones Vectorizadas (visitPurificarExpr)</w:t>
+      </w:r>
+    </w:p>
+    <w:p>
+      <w:r>
+        <w:t>Ubicación: Líneas 116 a 137 en src/visitor.py</w:t>
+      </w:r>
+    </w:p>
+    <w:tbl>
+      <w:tblPr>
+        <w:tblW w:type="auto" w:w="0"/>
+        <w:jc w:val="center"/>
+        <w:tblLook w:firstColumn="1" w:firstRow="1" w:lastColumn="0" w:lastRow="0" w:noHBand="0" w:noVBand="1" w:val="04A0"/>
+      </w:tblPr>
+      <w:tblGrid>
+        <w:gridCol w:w="9648"/>
+      </w:tblGrid>
+      <w:tr>
+        <w:tc>
+          <w:tcPr>
+            <w:tcW w:type="dxa" w:w="9648"/>
+            <w:shd w:fill="F7FAFC"/>
+            <w:tcMar>
+              <w:top w:w="100" w:type="dxa"/>
+              <w:bottom w:w="100" w:type="dxa"/>
+              <w:left w:w="160" w:type="dxa"/>
+              <w:right w:w="160" w:type="dxa"/>
+            </w:tcMar>
+          </w:tcPr>
+          <w:p>
+            <w:pPr>
+              <w:spacing w:after="0"/>
+            </w:pPr>
+            <w:r>
+              <w:rPr>
+                <w:rFonts w:ascii="Arial" w:hAnsi="Arial"/>
+                <w:b/>
+                <w:color w:val="2B6CB0"/>
+                <w:sz w:val="17"/>
+              </w:rPr>
+              <w:t>[src/visitor.py (Líneas 116-137)]</w:t>
+              <w:br/>
+            </w:r>
+            <w:r>
+              <w:rPr>
+                <w:rFonts w:ascii="Consolas" w:hAnsi="Consolas"/>
+                <w:color w:val="2D3748"/>
+                <w:sz w:val="17"/>
+              </w:rPr>
+              <w:t>def visitPurificarExpr(self, ctx: ArcanumParser.PurificarExprContext):</w:t>
+              <w:br/>
+              <w:t xml:space="preserve">    nombre_pocion = ctx.ID().getText()</w:t>
+              <w:br/>
+              <w:t xml:space="preserve">    linea = ctx.start.line</w:t>
+              <w:br/>
+              <w:t xml:space="preserve">    columna = ctx.start.column</w:t>
+              <w:br/>
+              <w:t xml:space="preserve">    pocion_origen = self.tabla.obtener_pocion(nombre_pocion, linea=linea, columna=columna)</w:t>
+              <w:br/>
+              <w:br/>
+              <w:t xml:space="preserve">    def evaluador_condicion_fila(fila):</w:t>
+              <w:br/>
+              <w:t xml:space="preserve">        antigua_fila = self._fila_activa</w:t>
+              <w:br/>
+              <w:t xml:space="preserve">        self._fila_activa = fila</w:t>
+              <w:br/>
+              <w:t xml:space="preserve">        try:</w:t>
+              <w:br/>
+              <w:t xml:space="preserve">            res = self.visit(ctx.condicion())</w:t>
+              <w:br/>
+              <w:t xml:space="preserve">            return bool(res)</w:t>
+              <w:br/>
+              <w:t xml:space="preserve">        finally:</w:t>
+              <w:br/>
+              <w:t xml:space="preserve">            self._fila_activa = antigua_fila</w:t>
+              <w:br/>
+              <w:br/>
+              <w:t xml:space="preserve">    resultado = MotorDatos.purificar(pocion_origen, evaluador_condicion_fila)</w:t>
+              <w:br/>
+              <w:t xml:space="preserve">    descartadas = len(pocion_origen) - len(resultado)</w:t>
+              <w:br/>
+              <w:t xml:space="preserve">    print(f"[Hechizo Purificación]: Poción '{nombre_pocion}' purificada ({len(resultado)} conservadas, {descartadas} descartadas)")</w:t>
+              <w:br/>
+              <w:t xml:space="preserve">    return resultado</w:t>
+            </w:r>
+          </w:p>
+        </w:tc>
+      </w:tr>
+    </w:tbl>
+    <w:p>
+      <w:pPr>
+        <w:spacing w:after="80"/>
+      </w:pPr>
+    </w:p>
+    <w:p>
+      <w:r>
+        <w:t>• Qué hace: Permite que las fórmulas y comparaciones de Arcanum lean directamente los nombres de las columnas.</w:t>
         <w:br/>
-        <w:t>• visitInstruccionUsar: Carga librerías propias (.arc) de compendios/ sin usar el import de Python.</w:t>
+        <w:t>• Cómo funciona: Establece self._fila_activa = fila temporalmente antes de visitar el subárbol sintáctico de la condición o fórmula matemática, restaurando el valor anterior en el bloque finally. Así, cuando el visitante encuentra un identificador (como 'unidades'), lo busca en la fila actual.</w:t>
+      </w:r>
+    </w:p>
+    <w:p>
+      <w:pPr>
+        <w:keepNext/>
+        <w:spacing w:before="160" w:after="40"/>
+      </w:pPr>
+      <w:r>
+        <w:rPr>
+          <w:rFonts w:ascii="Arial" w:hAnsi="Arial"/>
+          <w:b/>
+          <w:color w:val="1A365D"/>
+          <w:sz w:val="21"/>
+        </w:rPr>
+        <w:t>3. Carga Modular de Compendios Propios (visitInstruccionUsar)</w:t>
+      </w:r>
+    </w:p>
+    <w:p>
+      <w:r>
+        <w:t>Ubicación: Líneas 304 a 334 en src/visitor.py</w:t>
+      </w:r>
+    </w:p>
+    <w:tbl>
+      <w:tblPr>
+        <w:tblW w:type="auto" w:w="0"/>
+        <w:jc w:val="center"/>
+        <w:tblLook w:firstColumn="1" w:firstRow="1" w:lastColumn="0" w:lastRow="0" w:noHBand="0" w:noVBand="1" w:val="04A0"/>
+      </w:tblPr>
+      <w:tblGrid>
+        <w:gridCol w:w="9648"/>
+      </w:tblGrid>
+      <w:tr>
+        <w:tc>
+          <w:tcPr>
+            <w:tcW w:type="dxa" w:w="9648"/>
+            <w:shd w:fill="F7FAFC"/>
+            <w:tcMar>
+              <w:top w:w="100" w:type="dxa"/>
+              <w:bottom w:w="100" w:type="dxa"/>
+              <w:left w:w="160" w:type="dxa"/>
+              <w:right w:w="160" w:type="dxa"/>
+            </w:tcMar>
+          </w:tcPr>
+          <w:p>
+            <w:pPr>
+              <w:spacing w:after="0"/>
+            </w:pPr>
+            <w:r>
+              <w:rPr>
+                <w:rFonts w:ascii="Arial" w:hAnsi="Arial"/>
+                <w:b/>
+                <w:color w:val="2B6CB0"/>
+                <w:sz w:val="17"/>
+              </w:rPr>
+              <w:t>[src/visitor.py (Líneas 304-334)]</w:t>
+              <w:br/>
+            </w:r>
+            <w:r>
+              <w:rPr>
+                <w:rFonts w:ascii="Consolas" w:hAnsi="Consolas"/>
+                <w:color w:val="2D3748"/>
+                <w:sz w:val="17"/>
+              </w:rPr>
+              <w:t>def visitInstruccionUsar(self, ctx: ArcanumParser.InstruccionUsarContext):</w:t>
+              <w:br/>
+              <w:t xml:space="preserve">    nombre_compendio = ctx.ID().getText()</w:t>
+              <w:br/>
+              <w:t xml:space="preserve">    ruta_compendio = os.path.join("compendios", f"{nombre_compendio}.arc")</w:t>
+              <w:br/>
+              <w:t xml:space="preserve">    if not os.path.exists(ruta_compendio):</w:t>
+              <w:br/>
+              <w:t xml:space="preserve">        ruta_compendio = os.path.join(os.path.dirname(__file__), "..", "compendios", f"{nombre_compendio}.arc")</w:t>
+              <w:br/>
+              <w:t xml:space="preserve">    if not os.path.exists(ruta_compendio):</w:t>
+              <w:br/>
+              <w:t xml:space="preserve">        raise ErrorSemantico(f"No se encontró el compendio '{nombre_compendio}'", ctx.start.line, ctx.start.column)</w:t>
+              <w:br/>
+              <w:br/>
+              <w:t xml:space="preserve">    entrada = FileStream(ruta_compendio, encoding="utf-8")</w:t>
+              <w:br/>
+              <w:t xml:space="preserve">    lexer = ArcanumLexer(entrada)</w:t>
+              <w:br/>
+              <w:t xml:space="preserve">    tokens = CommonTokenStream(lexer)</w:t>
+              <w:br/>
+              <w:t xml:space="preserve">    parser = ArcanumParser(tokens)</w:t>
+              <w:br/>
+              <w:t xml:space="preserve">    arbol = parser.programa()</w:t>
+              <w:br/>
+              <w:br/>
+              <w:t xml:space="preserve">    sub_visitor = ArcanumVisitorEjecutor(self.tabla)</w:t>
+              <w:br/>
+              <w:t xml:space="preserve">    sub_visitor.visit(arbol)</w:t>
+              <w:br/>
+              <w:t xml:space="preserve">    self._compendios[nombre_compendio] = sub_visitor._recetas_locales</w:t>
+              <w:br/>
+              <w:t xml:space="preserve">    print(f"[Compendio Cargado]: Librería propia '{nombre_compendio}' ({len(sub_visitor._recetas_locales)} recetas disponibles)")</w:t>
+              <w:br/>
+              <w:t xml:space="preserve">    return None</w:t>
+            </w:r>
+          </w:p>
+        </w:tc>
+      </w:tr>
+    </w:tbl>
+    <w:p>
+      <w:pPr>
+        <w:spacing w:after="80"/>
+      </w:pPr>
+    </w:p>
+    <w:p>
+      <w:r>
+        <w:t>• Qué hace: Permite importar bibliotecas escritas en Arcanum (como compendios/matematicas.arc).</w:t>
         <w:br/>
-        <w:t>• visitLlamadaReceta: Gestiona llamadas a funciones locales, compendios y la función random, aislando variables con una pila de marcos locales (self._marcos_locales).</w:t>
+        <w:t>• Cómo funciona: Lee el archivo .arc, invoca su propio flujo de ANTLR (Lexer -&gt; Parser) y extrae sus recetas con un visitor auxiliar, guardándolas en el diccionario _compendios sin usar la instrucción import de Python.</w:t>
+      </w:r>
+    </w:p>
+    <w:p>
+      <w:pPr>
+        <w:keepNext/>
+        <w:spacing w:before="160" w:after="40"/>
+      </w:pPr>
+      <w:r>
+        <w:rPr>
+          <w:rFonts w:ascii="Arial" w:hAnsi="Arial"/>
+          <w:b/>
+          <w:color w:val="1A365D"/>
+          <w:sz w:val="21"/>
+        </w:rPr>
+        <w:t>4. Invocación de Recetas, Manejo del Call Stack y Función Random (visitLlamadaReceta)</w:t>
+      </w:r>
+    </w:p>
+    <w:p>
+      <w:r>
+        <w:t>Ubicación: Líneas 351 a 426 en src/visitor.py</w:t>
+      </w:r>
+    </w:p>
+    <w:tbl>
+      <w:tblPr>
+        <w:tblW w:type="auto" w:w="0"/>
+        <w:jc w:val="center"/>
+        <w:tblLook w:firstColumn="1" w:firstRow="1" w:lastColumn="0" w:lastRow="0" w:noHBand="0" w:noVBand="1" w:val="04A0"/>
+      </w:tblPr>
+      <w:tblGrid>
+        <w:gridCol w:w="9648"/>
+      </w:tblGrid>
+      <w:tr>
+        <w:tc>
+          <w:tcPr>
+            <w:tcW w:type="dxa" w:w="9648"/>
+            <w:shd w:fill="F7FAFC"/>
+            <w:tcMar>
+              <w:top w:w="100" w:type="dxa"/>
+              <w:bottom w:w="100" w:type="dxa"/>
+              <w:left w:w="160" w:type="dxa"/>
+              <w:right w:w="160" w:type="dxa"/>
+            </w:tcMar>
+          </w:tcPr>
+          <w:p>
+            <w:pPr>
+              <w:spacing w:after="0"/>
+            </w:pPr>
+            <w:r>
+              <w:rPr>
+                <w:rFonts w:ascii="Arial" w:hAnsi="Arial"/>
+                <w:b/>
+                <w:color w:val="2B6CB0"/>
+                <w:sz w:val="17"/>
+              </w:rPr>
+              <w:t>[src/visitor.py (Líneas 351-426)]</w:t>
+              <w:br/>
+            </w:r>
+            <w:r>
+              <w:rPr>
+                <w:rFonts w:ascii="Consolas" w:hAnsi="Consolas"/>
+                <w:color w:val="2D3748"/>
+                <w:sz w:val="17"/>
+              </w:rPr>
+              <w:t>def visitLlamadaReceta(self, ctx: ArcanumParser.LlamadaRecetaContext):</w:t>
+              <w:br/>
+              <w:t xml:space="preserve">    # 1. Soporte para la función random / aleatorio nativa</w:t>
+              <w:br/>
+              <w:t xml:space="preserve">    if receta_nom.lower() in ["random", "aleatorio", "azar"]:</w:t>
+              <w:br/>
+              <w:t xml:space="preserve">        from pocion import numero_aleatorio</w:t>
+              <w:br/>
+              <w:t xml:space="preserve">        if len(argumentos) == 0: return numero_aleatorio()</w:t>
+              <w:br/>
+              <w:t xml:space="preserve">        elif len(argumentos) == 1: return numero_aleatorio(0, argumentos[0])</w:t>
+              <w:br/>
+              <w:t xml:space="preserve">        elif len(argumentos) == 2: return numero_aleatorio(argumentos[0], argumentos[1])</w:t>
+              <w:br/>
+              <w:br/>
+              <w:t xml:space="preserve">    # 2. Llamada a función del usuario con gestión de pila (Call Stack)</w:t>
+              <w:br/>
+              <w:t xml:space="preserve">    marco_local = dict(zip(receta.parametros, argumentos))</w:t>
+              <w:br/>
+              <w:t xml:space="preserve">    self._marcos_locales.append(marco_local)</w:t>
+              <w:br/>
+              <w:t xml:space="preserve">    try:</w:t>
+              <w:br/>
+              <w:t xml:space="preserve">        for h in receta.lista_hechizos:</w:t>
+              <w:br/>
+              <w:t xml:space="preserve">            self.visit(h)</w:t>
+              <w:br/>
+              <w:t xml:space="preserve">        if receta.nodo_devolver:</w:t>
+              <w:br/>
+              <w:t xml:space="preserve">            return self.visit(receta.nodo_devolver.expresion())</w:t>
+              <w:br/>
+              <w:t xml:space="preserve">        return None</w:t>
+              <w:br/>
+              <w:t xml:space="preserve">    finally:</w:t>
+              <w:br/>
+              <w:t xml:space="preserve">        self._marcos_locales.pop()</w:t>
+            </w:r>
+          </w:p>
+        </w:tc>
+      </w:tr>
+    </w:tbl>
+    <w:p>
+      <w:pPr>
+        <w:spacing w:after="80"/>
+      </w:pPr>
+    </w:p>
+    <w:p>
+      <w:r>
+        <w:t>• Qué hace: Ejecuta funciones definidas por el usuario, resuelve la función random y gestiona el aislamiento de variables con una pila de llamadas (call stack).</w:t>
         <w:br/>
-        <w:t>• visitIdentificador: Resuelve variables buscando en orden: 1) Variables locales, 2) Columnas de la fila activa, 3) Tabla de símbolos global.</w:t>
+        <w:t>• Cómo funciona: Empareja los parámetros con los argumentos evaluados en un diccionario marco_local y lo apila en _marcos_locales. Ejecuta los hechizos internos de la receta y, al finalizar, desapila el marco con .pop() en un bloque finally, garantizando que las llamadas recursivas tengan su propia memoria independiente.</w:t>
+      </w:r>
+    </w:p>
+    <w:p>
+      <w:pPr>
+        <w:keepNext/>
+        <w:spacing w:before="160" w:after="40"/>
+      </w:pPr>
+      <w:r>
+        <w:rPr>
+          <w:rFonts w:ascii="Arial" w:hAnsi="Arial"/>
+          <w:b/>
+          <w:color w:val="1A365D"/>
+          <w:sz w:val="21"/>
+        </w:rPr>
+        <w:t>5. Precedencia en la Resolución de Identificadores (visitIdentificador)</w:t>
+      </w:r>
+    </w:p>
+    <w:p>
+      <w:r>
+        <w:t>Ubicación: Líneas 564 a 593 en src/visitor.py</w:t>
+      </w:r>
+    </w:p>
+    <w:tbl>
+      <w:tblPr>
+        <w:tblW w:type="auto" w:w="0"/>
+        <w:jc w:val="center"/>
+        <w:tblLook w:firstColumn="1" w:firstRow="1" w:lastColumn="0" w:lastRow="0" w:noHBand="0" w:noVBand="1" w:val="04A0"/>
+      </w:tblPr>
+      <w:tblGrid>
+        <w:gridCol w:w="9648"/>
+      </w:tblGrid>
+      <w:tr>
+        <w:tc>
+          <w:tcPr>
+            <w:tcW w:type="dxa" w:w="9648"/>
+            <w:shd w:fill="F7FAFC"/>
+            <w:tcMar>
+              <w:top w:w="100" w:type="dxa"/>
+              <w:bottom w:w="100" w:type="dxa"/>
+              <w:left w:w="160" w:type="dxa"/>
+              <w:right w:w="160" w:type="dxa"/>
+            </w:tcMar>
+          </w:tcPr>
+          <w:p>
+            <w:pPr>
+              <w:spacing w:after="0"/>
+            </w:pPr>
+            <w:r>
+              <w:rPr>
+                <w:rFonts w:ascii="Arial" w:hAnsi="Arial"/>
+                <w:b/>
+                <w:color w:val="2B6CB0"/>
+                <w:sz w:val="17"/>
+              </w:rPr>
+              <w:t>[src/visitor.py (Líneas 564-593)]</w:t>
+              <w:br/>
+            </w:r>
+            <w:r>
+              <w:rPr>
+                <w:rFonts w:ascii="Consolas" w:hAnsi="Consolas"/>
+                <w:color w:val="2D3748"/>
+                <w:sz w:val="17"/>
+              </w:rPr>
+              <w:t>def visitIdentificador(self, ctx: ArcanumParser.IdentificadorContext):</w:t>
+              <w:br/>
+              <w:t xml:space="preserve">    nombre = ctx.getText()</w:t>
+              <w:br/>
+              <w:t xml:space="preserve">    linea = ctx.start.line</w:t>
+              <w:br/>
+              <w:t xml:space="preserve">    columna = ctx.start.column</w:t>
+              <w:br/>
+              <w:br/>
+              <w:t xml:space="preserve">    # 1. Busca en variables locales / parámetros de la receta activa</w:t>
+              <w:br/>
+              <w:t xml:space="preserve">    if self._marcos_locales and nombre in self._marcos_locales[-1]:</w:t>
+              <w:br/>
+              <w:t xml:space="preserve">        return self._marcos_locales[-1][nombre]</w:t>
+              <w:br/>
+              <w:br/>
+              <w:t xml:space="preserve">    # 2. Busca en las columnas del registro tabular en procesamiento</w:t>
+              <w:br/>
+              <w:t xml:space="preserve">    if self._fila_activa is not None and nombre in self._fila_activa:</w:t>
+              <w:br/>
+              <w:t xml:space="preserve">        return self._fila_activa[nombre]</w:t>
+              <w:br/>
+              <w:br/>
+              <w:t xml:space="preserve">    # 3. Busca en la tabla de símbolos global</w:t>
+              <w:br/>
+              <w:t xml:space="preserve">    if self.tabla.existe(nombre):</w:t>
+              <w:br/>
+              <w:t xml:space="preserve">        return self.tabla.obtener_valor(nombre, linea, columna)</w:t>
+              <w:br/>
+              <w:br/>
+              <w:t xml:space="preserve">    raise ErrorSemantico(f"El ingrediente o variable '{nombre}' no ha sido declarada", linea, columna)</w:t>
+            </w:r>
+          </w:p>
+        </w:tc>
+      </w:tr>
+    </w:tbl>
+    <w:p>
+      <w:pPr>
+        <w:spacing w:after="80"/>
+      </w:pPr>
+    </w:p>
+    <w:p>
+      <w:r>
+        <w:t>• Qué hace: Resuelve el valor de cualquier nombre o variable.</w:t>
+        <w:br/>
+        <w:t>• Cómo funciona: Implementa una jerarquía de alcance de 3 niveles: 1) Variables locales de la función en curso, 2) Columnas de la fila tabular activa, 3) Variables globales en la tabla de símbolos. Si no existe en ningún nivel, emite un ErrorSemantico claro.</w:t>
       </w:r>
     </w:p>
     <w:p>
@@ -940,12 +2982,118 @@
           <w:color w:val="2B6CB0"/>
           <w:sz w:val="23"/>
         </w:rPr>
-        <w:t>D. src/main.py (Punto de Entrada CLI)</w:t>
+        <w:t>5.D. src/main.py: CLI y Orquestación del Compilador</w:t>
       </w:r>
     </w:p>
     <w:p>
       <w:r>
-        <w:t>• ejecutar(ruta, mostrar_arbol): Coordina el pipeline completo: Lexer (tokens) -&gt; Parser (sintaxis) -&gt; TablaSimbolos -&gt; Visitor (ejecución semántica). Si se pasa la bandera --arbol, imprime la jerarquía visual del AST.</w:t>
+        <w:t>Punto de entrada por consola y pipeline completo de transducción (124 líneas).</w:t>
+      </w:r>
+    </w:p>
+    <w:p>
+      <w:pPr>
+        <w:keepNext/>
+        <w:spacing w:before="160" w:after="40"/>
+      </w:pPr>
+      <w:r>
+        <w:rPr>
+          <w:rFonts w:ascii="Arial" w:hAnsi="Arial"/>
+          <w:b/>
+          <w:color w:val="1A365D"/>
+          <w:sz w:val="21"/>
+        </w:rPr>
+        <w:t>Pipeline Completo de Ejecución (main.py: ejecutar)</w:t>
+      </w:r>
+    </w:p>
+    <w:p>
+      <w:r>
+        <w:t>Ubicación: Líneas 44 a 106 en src/main.py</w:t>
+      </w:r>
+    </w:p>
+    <w:tbl>
+      <w:tblPr>
+        <w:tblW w:type="auto" w:w="0"/>
+        <w:jc w:val="center"/>
+        <w:tblLook w:firstColumn="1" w:firstRow="1" w:lastColumn="0" w:lastRow="0" w:noHBand="0" w:noVBand="1" w:val="04A0"/>
+      </w:tblPr>
+      <w:tblGrid>
+        <w:gridCol w:w="9648"/>
+      </w:tblGrid>
+      <w:tr>
+        <w:tc>
+          <w:tcPr>
+            <w:tcW w:type="dxa" w:w="9648"/>
+            <w:shd w:fill="F7FAFC"/>
+            <w:tcMar>
+              <w:top w:w="100" w:type="dxa"/>
+              <w:bottom w:w="100" w:type="dxa"/>
+              <w:left w:w="160" w:type="dxa"/>
+              <w:right w:w="160" w:type="dxa"/>
+            </w:tcMar>
+          </w:tcPr>
+          <w:p>
+            <w:pPr>
+              <w:spacing w:after="0"/>
+            </w:pPr>
+            <w:r>
+              <w:rPr>
+                <w:rFonts w:ascii="Arial" w:hAnsi="Arial"/>
+                <w:b/>
+                <w:color w:val="2B6CB0"/>
+                <w:sz w:val="17"/>
+              </w:rPr>
+              <w:t>[src/main.py (Líneas 44-106)]</w:t>
+              <w:br/>
+            </w:r>
+            <w:r>
+              <w:rPr>
+                <w:rFonts w:ascii="Consolas" w:hAnsi="Consolas"/>
+                <w:color w:val="2D3748"/>
+                <w:sz w:val="17"/>
+              </w:rPr>
+              <w:t>def ejecutar(ruta_archivo, mostrar_arbol=False):</w:t>
+              <w:br/>
+              <w:t xml:space="preserve">    entrada = FileStream(ruta_archivo, encoding="utf-8")</w:t>
+              <w:br/>
+              <w:br/>
+              <w:t xml:space="preserve">    # Paso 1: Análisis Léxico (tokens)</w:t>
+              <w:br/>
+              <w:t xml:space="preserve">    lexer = ArcanumLexer(entrada)</w:t>
+              <w:br/>
+              <w:t xml:space="preserve">    tokens = CommonTokenStream(lexer)</w:t>
+              <w:br/>
+              <w:br/>
+              <w:t xml:space="preserve">    # Paso 2: Análisis Sintáctico (construcción del árbol)</w:t>
+              <w:br/>
+              <w:t xml:space="preserve">    parser = ArcanumParser(tokens)</w:t>
+              <w:br/>
+              <w:t xml:space="preserve">    arbol = parser.programa()</w:t>
+              <w:br/>
+              <w:br/>
+              <w:t xml:space="preserve">    # Paso 3: Análisis Semántico y Ejecución</w:t>
+              <w:br/>
+              <w:t xml:space="preserve">    tabla = TablaSimbolos()</w:t>
+              <w:br/>
+              <w:t xml:space="preserve">    visitor = ArcanumVisitorEjecutor(tabla)</w:t>
+              <w:br/>
+              <w:t xml:space="preserve">    visitor.visit(arbol)</w:t>
+              <w:br/>
+              <w:t xml:space="preserve">    tabla.imprimir()</w:t>
+            </w:r>
+          </w:p>
+        </w:tc>
+      </w:tr>
+    </w:tbl>
+    <w:p>
+      <w:pPr>
+        <w:spacing w:after="80"/>
+      </w:pPr>
+    </w:p>
+    <w:p>
+      <w:r>
+        <w:t>• Qué hace: Coordina el ciclo de vida del compilador de principio a fin.</w:t>
+        <w:br/>
+        <w:t>• Cómo funciona: Transforma el archivo de texto en un flujo de tokens con ArcanumLexer, construye el árbol sintáctico (AST) con ArcanumParser y, si no hay errores gramaticales, inicializa la TablaSimbolos y pasa el control al ArcanumVisitorEjecutor para ejecutar las instrucciones y mostrar el estado final de la memoria.</w:t>
       </w:r>
     </w:p>
     <w:p>
@@ -960,14 +3108,248 @@
           <w:color w:val="2B6CB0"/>
           <w:sz w:val="23"/>
         </w:rPr>
-        <w:t>E. src/errores.py (Manejador de Errores)</w:t>
+        <w:t>5.E. src/errores.py: Diagnósticos y Manejo Amigable de Errores</w:t>
       </w:r>
     </w:p>
     <w:p>
       <w:r>
-        <w:t>• ErrorSemantico: Excepción personalizada que formatea mensajes limpios en español con línea y columna.</w:t>
+        <w:t>Captura y traduce los errores para presentarlos en español claro (62 líneas).</w:t>
+      </w:r>
+    </w:p>
+    <w:p>
+      <w:pPr>
+        <w:keepNext/>
+        <w:spacing w:before="160" w:after="40"/>
+      </w:pPr>
+      <w:r>
+        <w:rPr>
+          <w:rFonts w:ascii="Arial" w:hAnsi="Arial"/>
+          <w:b/>
+          <w:color w:val="1A365D"/>
+          <w:sz w:val="21"/>
+        </w:rPr>
+        <w:t>Excepción Semántica y Traducción de Sintaxis ANTLR (ErrorSemantico y ManejadorErrores)</w:t>
+      </w:r>
+    </w:p>
+    <w:p>
+      <w:r>
+        <w:t>Ubicación: Líneas 10 a 62 en src/errores.py</w:t>
+      </w:r>
+    </w:p>
+    <w:tbl>
+      <w:tblPr>
+        <w:tblW w:type="auto" w:w="0"/>
+        <w:jc w:val="center"/>
+        <w:tblLook w:firstColumn="1" w:firstRow="1" w:lastColumn="0" w:lastRow="0" w:noHBand="0" w:noVBand="1" w:val="04A0"/>
+      </w:tblPr>
+      <w:tblGrid>
+        <w:gridCol w:w="9648"/>
+      </w:tblGrid>
+      <w:tr>
+        <w:tc>
+          <w:tcPr>
+            <w:tcW w:type="dxa" w:w="9648"/>
+            <w:shd w:fill="F7FAFC"/>
+            <w:tcMar>
+              <w:top w:w="100" w:type="dxa"/>
+              <w:bottom w:w="100" w:type="dxa"/>
+              <w:left w:w="160" w:type="dxa"/>
+              <w:right w:w="160" w:type="dxa"/>
+            </w:tcMar>
+          </w:tcPr>
+          <w:p>
+            <w:pPr>
+              <w:spacing w:after="0"/>
+            </w:pPr>
+            <w:r>
+              <w:rPr>
+                <w:rFonts w:ascii="Arial" w:hAnsi="Arial"/>
+                <w:b/>
+                <w:color w:val="2B6CB0"/>
+                <w:sz w:val="17"/>
+              </w:rPr>
+              <w:t>[src/errores.py (Líneas 10-62)]</w:t>
+              <w:br/>
+            </w:r>
+            <w:r>
+              <w:rPr>
+                <w:rFonts w:ascii="Consolas" w:hAnsi="Consolas"/>
+                <w:color w:val="2D3748"/>
+                <w:sz w:val="17"/>
+              </w:rPr>
+              <w:t>class ErrorSemantico(Exception):</w:t>
+              <w:br/>
+              <w:t xml:space="preserve">    def __init__(self, mensaje, linea=None, columna=None):</w:t>
+              <w:br/>
+              <w:t xml:space="preserve">        super().__init__(mensaje)</w:t>
+              <w:br/>
+              <w:t xml:space="preserve">        self.mensaje = mensaje</w:t>
+              <w:br/>
+              <w:t xml:space="preserve">        self.linea = linea</w:t>
+              <w:br/>
+              <w:t xml:space="preserve">        self.columna = columna</w:t>
+              <w:br/>
+              <w:br/>
+              <w:t xml:space="preserve">    def __str__(self):</w:t>
+              <w:br/>
+              <w:t xml:space="preserve">        if self.linea is not None and self.columna is not None:</w:t>
+              <w:br/>
+              <w:t xml:space="preserve">            return f"[Error Semántico] Línea {self.linea}, Columna {self.columna}: {self.mensaje}"</w:t>
+              <w:br/>
+              <w:t xml:space="preserve">        return f"[Error Semántico] {self.mensaje}"</w:t>
+              <w:br/>
+              <w:br/>
+              <w:t>class ManejadorErrores(ErrorListener):</w:t>
+              <w:br/>
+              <w:t xml:space="preserve">    def syntaxError(self, recognizer, offendingSymbol, line, column, msg, e):</w:t>
+              <w:br/>
+              <w:t xml:space="preserve">        mensaje_limpio = msg</w:t>
+              <w:br/>
+              <w:t xml:space="preserve">        if "mismatched input" in msg:</w:t>
+              <w:br/>
+              <w:t xml:space="preserve">            mensaje_limpio = f"Token inesperado cerca de {offendingSymbol.text if offendingSymbol else ''}"</w:t>
+              <w:br/>
+              <w:t xml:space="preserve">        elif "no viable alternative" in msg:</w:t>
+              <w:br/>
+              <w:t xml:space="preserve">            mensaje_limpio = f"Instrucción incompleta o no reconocida cerca de {offendingSymbol.text if offendingSymbol else ''}"</w:t>
+              <w:br/>
+              <w:t xml:space="preserve">        texto = f"Línea {line}, Columna {column}: {mensaje_limpio} (Detalle: {msg})"</w:t>
+              <w:br/>
+              <w:t xml:space="preserve">        self.errores.append(texto)</w:t>
+            </w:r>
+          </w:p>
+        </w:tc>
+      </w:tr>
+    </w:tbl>
+    <w:p>
+      <w:pPr>
+        <w:spacing w:after="80"/>
+      </w:pPr>
+    </w:p>
+    <w:p>
+      <w:r>
+        <w:t>• Qué hace: Provee reportes comprensibles ante fallos en el código fuente.</w:t>
         <w:br/>
-        <w:t>• ManejadorErrores: Hereda de ErrorListener de ANTLR y traduce los mensajes de error sintáctico a español comprensible.</w:t>
+        <w:t>• Cómo funciona: ErrorSemantico formatea errores lógicos indicando exactamente la línea y columna del problema. ManejadorErrores intercepta los mensajes nativos de ANTLR en inglés (como 'mismatched input') y los traduce a advertencias en español claro.</w:t>
+      </w:r>
+    </w:p>
+    <w:p>
+      <w:pPr>
+        <w:keepNext/>
+        <w:spacing w:before="240" w:after="80"/>
+      </w:pPr>
+      <w:r>
+        <w:rPr>
+          <w:rFonts w:ascii="Arial" w:hAnsi="Arial"/>
+          <w:b/>
+          <w:color w:val="2B6CB0"/>
+          <w:sz w:val="23"/>
+        </w:rPr>
+        <w:t>5.F. src/motor.py: Patrón de Diseño Fachada (Facade)</w:t>
+      </w:r>
+    </w:p>
+    <w:p>
+      <w:r>
+        <w:t>Desacopla el intérprete Visitor de los detalles de implementación interna de Pocion (76 líneas).</w:t>
+      </w:r>
+    </w:p>
+    <w:p>
+      <w:pPr>
+        <w:keepNext/>
+        <w:spacing w:before="160" w:after="40"/>
+      </w:pPr>
+      <w:r>
+        <w:rPr>
+          <w:rFonts w:ascii="Arial" w:hAnsi="Arial"/>
+          <w:b/>
+          <w:color w:val="1A365D"/>
+          <w:sz w:val="21"/>
+        </w:rPr>
+        <w:t>Capa de Fachada Unificada (MotorDatos)</w:t>
+      </w:r>
+    </w:p>
+    <w:p>
+      <w:r>
+        <w:t>Ubicación: Líneas 10 a 76 en src/motor.py</w:t>
+      </w:r>
+    </w:p>
+    <w:tbl>
+      <w:tblPr>
+        <w:tblW w:type="auto" w:w="0"/>
+        <w:jc w:val="center"/>
+        <w:tblLook w:firstColumn="1" w:firstRow="1" w:lastColumn="0" w:lastRow="0" w:noHBand="0" w:noVBand="1" w:val="04A0"/>
+      </w:tblPr>
+      <w:tblGrid>
+        <w:gridCol w:w="9648"/>
+      </w:tblGrid>
+      <w:tr>
+        <w:tc>
+          <w:tcPr>
+            <w:tcW w:type="dxa" w:w="9648"/>
+            <w:shd w:fill="F7FAFC"/>
+            <w:tcMar>
+              <w:top w:w="100" w:type="dxa"/>
+              <w:bottom w:w="100" w:type="dxa"/>
+              <w:left w:w="160" w:type="dxa"/>
+              <w:right w:w="160" w:type="dxa"/>
+            </w:tcMar>
+          </w:tcPr>
+          <w:p>
+            <w:pPr>
+              <w:spacing w:after="0"/>
+            </w:pPr>
+            <w:r>
+              <w:rPr>
+                <w:rFonts w:ascii="Arial" w:hAnsi="Arial"/>
+                <w:b/>
+                <w:color w:val="2B6CB0"/>
+                <w:sz w:val="17"/>
+              </w:rPr>
+              <w:t>[src/motor.py (Líneas 10-76)]</w:t>
+              <w:br/>
+            </w:r>
+            <w:r>
+              <w:rPr>
+                <w:rFonts w:ascii="Consolas" w:hAnsi="Consolas"/>
+                <w:color w:val="2D3748"/>
+                <w:sz w:val="17"/>
+              </w:rPr>
+              <w:t>class MotorDatos:</w:t>
+              <w:br/>
+              <w:t xml:space="preserve">    @staticmethod</w:t>
+              <w:br/>
+              <w:t xml:space="preserve">    def cargar_csv(ruta, linea=None, columna=None):</w:t>
+              <w:br/>
+              <w:t xml:space="preserve">        return Pocion.desde_csv(ruta, linea, columna)</w:t>
+              <w:br/>
+              <w:br/>
+              <w:t xml:space="preserve">    @staticmethod</w:t>
+              <w:br/>
+              <w:t xml:space="preserve">    def purificar(pocion, evaluador_condicion):</w:t>
+              <w:br/>
+              <w:t xml:space="preserve">        return pocion.purificar(evaluador_condicion)</w:t>
+              <w:br/>
+              <w:br/>
+              <w:t xml:space="preserve">    @staticmethod</w:t>
+              <w:br/>
+              <w:t xml:space="preserve">    def destilar(pocion, columnas_grupo, lista_agregaciones):</w:t>
+              <w:br/>
+              <w:t xml:space="preserve">        return pocion.destilar(columnas_grupo, lista_agregaciones)</w:t>
+            </w:r>
+          </w:p>
+        </w:tc>
+      </w:tr>
+    </w:tbl>
+    <w:p>
+      <w:pPr>
+        <w:spacing w:after="80"/>
+      </w:pPr>
+    </w:p>
+    <w:p>
+      <w:r>
+        <w:t>• Qué hace: Implementa el patrón GoF Facade para centralizar las llamadas analíticas.</w:t>
+        <w:br/>
+        <w:t>• Cómo funciona: Proporciona métodos estáticos que redirigen las peticiones del Visitor a los métodos de Pocion. Esto permite modificar la implementación interna de los algoritmos tabulares sin alterar la gramática ni el código del Visitor.</w:t>
       </w:r>
     </w:p>
     <w:sectPr>
